--- a/data/exports/alternating-current_revision_notes.docx
+++ b/data/exports/alternating-current_revision_notes.docx
@@ -1151,7 +1151,7 @@
         <w:rPr>
           <w:sz w:val="20"/>
         </w:rPr>
-        <w:t>Series LCR impedance Z = sqrt(R^2 + (X_L - X_C)^2). Current I = V / Z. Phase angle tan(phi) = (X_L - X_C) / R. Voltage across elements V = sqrt(V_R^2 + (V_L - V_C)^2).</w:t>
+        <w:t>Series LCR impedance Z = √(R^2 + (X_L - X_C)^2). Circuit current I = (V / Z). Phase angle tanϕ = (X_L - X_C / R). Net voltage phasor V_(total) = √(V_R^2 + (V_L - V_C)^2).</w:t>
       </w:r>
     </w:p>
     <w:tbl>
@@ -1189,7 +1189,7 @@
                 <w:color w:val="2D3748"/>
                 <w:sz w:val="19"/>
               </w:rPr>
-              <w:t>Voltages across series AC components do NOT add algebraically! V_total != V_R + V_L + V_C. Use phasor vector addition: V_total = sqrt(V_R^2 + (V_L - V_C)^2).</w:t>
+              <w:t>Voltages across series AC elements do NOT add algebraically: V_(total) ≠ V_R + V_L + V_C! Always use phasor vector addition: V_(total) = √(V_R^2 + (V_L - V_C)^2).</w:t>
             </w:r>
           </w:p>
         </w:tc>
@@ -1230,7 +1230,7 @@
                 <w:color w:val="2D3748"/>
                 <w:sz w:val="19"/>
               </w:rPr>
-              <w:t>If X_L &gt; X_C, circuit is inductive (voltage leads current). If X_C &gt; X_L, circuit is capacitive (current leads voltage).</w:t>
+              <w:t>If X_L &gt; X_C, circuit is inductive (voltage leads current by ϕ). If X_C &gt; X_L, circuit is capacitive (current leads voltage by ϕ).</w:t>
             </w:r>
           </w:p>
         </w:tc>
@@ -1359,7 +1359,7 @@
         <w:rPr>
           <w:sz w:val="20"/>
         </w:rPr>
-        <w:t>Sinusoidal AC quantities: I_rms = I_0 / sqrt(2) approx 0.707*I_0, V_rms = V_0 / sqrt(2). Average current over full cycle is 0, over half cycle is (2/pi)*I_0 approx 0.637*I_0.</w:t>
+        <w:t>Sinusoidal AC quantities: I_(rms) = \fracI_0√(2) ≈ 0.707 I_0, V_(rms) = \fracV_0√(2). Average current over full cycle is 0; average over half cycle is I_(avg, half) = (2I_0 / π) ≈ 0.637 I_0.</w:t>
       </w:r>
     </w:p>
     <w:tbl>
@@ -1397,7 +1397,7 @@
                 <w:color w:val="2D3748"/>
                 <w:sz w:val="19"/>
               </w:rPr>
-              <w:t>AC voltmeters and ammeters measure RMS values, not peak values! When JEE specifies '220 V AC', it always denotes V_rms.</w:t>
+              <w:t>AC voltmeters and ammeters measure RMS values, not peak values! When JEE specifies '220 V AC', it always denotes V_(rms) (peak voltage is V_0 = 220√(2) ≈ 311 V).</w:t>
             </w:r>
           </w:p>
         </w:tc>
@@ -1438,7 +1438,7 @@
                 <w:color w:val="2D3748"/>
                 <w:sz w:val="19"/>
               </w:rPr>
-              <w:t>Peak voltage for 220 V AC household line is 220 * sqrt(2) approx 311 V.</w:t>
+              <w:t>Instantaneous power p(t) = v(t)i(t) fluctuates at double frequency (2ω) about average power P_(avg) = V_(rms)I_(rms)cosϕ.</w:t>
             </w:r>
           </w:p>
         </w:tc>
@@ -1567,7 +1567,7 @@
         <w:rPr>
           <w:sz w:val="20"/>
         </w:rPr>
-        <w:t>Pure L: voltage leads current by 90° (pi/2), X_L = omega*L = 2*pi*f*L. Pure C: current leads voltage by 90° (pi/2), X_C = 1 / (omega*C) = 1 / (2*pi*f*C).</w:t>
+        <w:t>Pure Inductor: Voltage leads current by 90° ((π / 2)), inductive reactance X_L = ω L = 2π f L. Pure Capacitor: Current leads voltage by 90°, capacitive reactance X_C = (1 / ω C) = (1 / 2π f C).</w:t>
       </w:r>
     </w:p>
     <w:tbl>
@@ -1605,7 +1605,7 @@
                 <w:color w:val="2D3748"/>
                 <w:sz w:val="19"/>
               </w:rPr>
-              <w:t>In DC (f = 0), inductor has X_L = 0 (short circuit) and capacitor has X_C = infinity (open circuit/blocks DC).</w:t>
+              <w:t>In direct current (DC, f = 0), an inductor offers zero reactance (X_L = 0, short circuit) while a capacitor offers infinite reactance (X_C \to ∞, blocking DC completely).</w:t>
             </w:r>
           </w:p>
         </w:tc>
@@ -1646,7 +1646,7 @@
                 <w:color w:val="2D3748"/>
                 <w:sz w:val="19"/>
               </w:rPr>
-              <w:t>Mnemonic 'CIVIL': In Capacitor (C), Current (I) leads Voltage (V); in Inductor (L), Voltage (V) leads Current (I).</w:t>
+              <w:t>Mnemonic 'CIVIL': In a Capacitor (C), Current (I) leads Voltage (V); in an Inductor (L), Voltage (V) leads Current (I).</w:t>
             </w:r>
           </w:p>
         </w:tc>
@@ -1775,7 +1775,7 @@
         <w:rPr>
           <w:sz w:val="20"/>
         </w:rPr>
-        <w:t>At resonance: X_L = X_C, omega_0 = 1 / sqrt(L*C), f_0 = 1 / (2*pi*sqrt(L*C)). Impedance is purely resistive and minimum (Z = R), current is maximum (I = V/R). Q = (1/R)*sqrt(L/C) = omega_0 / Delta_omega.</w:t>
+        <w:t>At resonance: X_L = X_C, resonant frequency ω_0 = \frac1√(LC) (f_0 = \frac12π√(LC)). Minimum impedance Z_(\min) = R, maximum current I_(\max) = (V / R). Quality factor Q = (ω_0 L / R) = (1 / ω_0 C R) = (1 / R)√((L / C)) = (ω_0 / Δω).</w:t>
       </w:r>
     </w:p>
     <w:tbl>
@@ -1813,7 +1813,7 @@
                 <w:color w:val="2D3748"/>
                 <w:sz w:val="19"/>
               </w:rPr>
-              <w:t>At resonance, V_L and V_C are NOT zero! In fact, V_L = V_C = Q * V_supply, which can be much larger than supply voltage (voltage magnification)!</w:t>
+              <w:t>At resonance, V_L and V_C are NOT zero! In fact, V_L = V_C = Q · V_(supply), which can be substantially higher than supply voltage (voltage magnification)!</w:t>
             </w:r>
           </w:p>
         </w:tc>
@@ -1854,7 +1854,7 @@
                 <w:color w:val="2D3748"/>
                 <w:sz w:val="19"/>
               </w:rPr>
-              <w:t>Bandwidth Delta_omega = R / L. To increase sharpness of resonance (higher Q), decrease R or increase L/C ratio.</w:t>
+              <w:t>Resonance bandwidth Δω = (R / L). To sharpen resonance (higher Q), decrease resistance R or increase the (L / C) ratio.</w:t>
             </w:r>
           </w:p>
         </w:tc>
@@ -1983,7 +1983,7 @@
         <w:rPr>
           <w:sz w:val="20"/>
         </w:rPr>
-        <w:t>Average power P_avg = V_rms * I_rms * cos(phi). Power factor = cos(phi) = R / Z. In pure L or pure C, phi = 90°, cos(phi) = 0, so average power dissipated is zero (wattless current I_wattless = I_rms * sin(phi)).</w:t>
+        <w:t>Average power dissipated P_(avg) = V_(rms) I_(rms) cosϕ. Power factor cosϕ = (R / Z) = \fracR√(R^2 + (X_L - X_C)^2). Wattless current component I_(wattless) = I_(rms) sinϕ.</w:t>
       </w:r>
     </w:p>
     <w:tbl>
@@ -2021,7 +2021,7 @@
                 <w:color w:val="2D3748"/>
                 <w:sz w:val="19"/>
               </w:rPr>
-              <w:t>Power factor is cos(phi), not tan(phi)! Always compute Z first: cos(phi) = R / Z.</w:t>
+              <w:t>Power factor is cosϕ = (R / Z), NOT tanϕ or (R / X)! For pure L or pure C, ϕ = 90° \implies cosϕ = 0, so average power dissipation is strictly zero.</w:t>
             </w:r>
           </w:p>
         </w:tc>
@@ -2062,7 +2062,7 @@
                 <w:color w:val="2D3748"/>
                 <w:sz w:val="19"/>
               </w:rPr>
-              <w:t>A choke coil has high inductance L and very low resistance R, allowing it to reduce AC current with negligible power loss (cos phi approx 0).</w:t>
+              <w:t>Apparent power S = V_(rms)I_(rms) (in VA). True power P = S cosϕ (in W). Reactive power Q = S sinϕ (in VAR).</w:t>
             </w:r>
           </w:p>
         </w:tc>
@@ -2191,7 +2191,7 @@
         <w:rPr>
           <w:sz w:val="20"/>
         </w:rPr>
-        <w:t>Ideal transformer: V_s / V_p = N_s / N_p = I_p / I_s. Efficiency eta = (V_s * I_s) / (V_p * I_p) * 100%. LC oscillation frequency omega = 1 / sqrt(LC) with energy conservation U_total = q^2/(2C) + (1/2)*L*i^2.</w:t>
+        <w:t>Ideal transformer equations: (V_s / V_p) = (N_s / N_p) = (I_p / I_s). Efficiency η = \fracP_(out)P_(in) = (V_s I_s / V_p I_p). LC tank oscillations: charge q(t) = q_0 cos(ω_0 t) with total energy conserved U = (q^2 / 2C) + (1 / 2) L I^2.</w:t>
       </w:r>
     </w:p>
     <w:tbl>
@@ -2229,7 +2229,7 @@
                 <w:color w:val="2D3748"/>
                 <w:sz w:val="19"/>
               </w:rPr>
-              <w:t>Transformers work ONLY with AC, never with steady DC (dPhi/dt = 0 for DC, so secondary voltage is zero).</w:t>
+              <w:t>Transformers operate exclusively on AC; in DC, primary flux is static ((dΦ / dt) = 0), producing zero secondary voltage and potentially burning the primary coil!</w:t>
             </w:r>
           </w:p>
         </w:tc>
@@ -2270,7 +2270,7 @@
                 <w:color w:val="2D3748"/>
                 <w:sz w:val="19"/>
               </w:rPr>
-              <w:t>In step-up transformer (N_s &gt; N_p), voltage increases but current decreases, keeping total power constant.</w:t>
+              <w:t>In step-up transformers (N_s &gt; N_p), voltage increases but current decreases, keeping total power V I conserved under ideal conditions.</w:t>
             </w:r>
           </w:p>
         </w:tc>

--- a/data/exports/alternating-current_revision_notes.docx
+++ b/data/exports/alternating-current_revision_notes.docx
@@ -209,7 +209,7 @@
               <w:rPr>
                 <w:sz w:val="19"/>
               </w:rPr>
-              <w:t>107 PYQs</w:t>
+              <w:t>85 PYQs</w:t>
             </w:r>
           </w:p>
         </w:tc>
@@ -296,7 +296,7 @@
               <w:rPr>
                 <w:sz w:val="19"/>
               </w:rPr>
-              <w:t>84 PYQs</w:t>
+              <w:t>74 PYQs</w:t>
             </w:r>
           </w:p>
         </w:tc>
@@ -383,7 +383,7 @@
               <w:rPr>
                 <w:sz w:val="19"/>
               </w:rPr>
-              <w:t>79 PYQs</w:t>
+              <w:t>68 PYQs</w:t>
             </w:r>
           </w:p>
         </w:tc>
@@ -470,7 +470,7 @@
               <w:rPr>
                 <w:sz w:val="19"/>
               </w:rPr>
-              <w:t>54 PYQs</w:t>
+              <w:t>63 PYQs</w:t>
             </w:r>
           </w:p>
         </w:tc>
@@ -557,7 +557,7 @@
               <w:rPr>
                 <w:sz w:val="19"/>
               </w:rPr>
-              <w:t>36 PYQs</w:t>
+              <w:t>40 PYQs</w:t>
             </w:r>
           </w:p>
         </w:tc>
@@ -666,93 +666,6 @@
                 <w:sz w:val="19"/>
               </w:rPr>
               <w:t>Devices &amp; Oscillations</w:t>
-            </w:r>
-          </w:p>
-        </w:tc>
-      </w:tr>
-      <w:tr>
-        <w:tc>
-          <w:tcPr>
-            <w:tcW w:type="dxa" w:w="2160"/>
-            <w:shd w:fill="F7FAFC"/>
-            <w:tcMar>
-              <w:top w:w="80" w:type="dxa"/>
-              <w:bottom w:w="80" w:type="dxa"/>
-              <w:left w:w="150" w:type="dxa"/>
-              <w:right w:w="150" w:type="dxa"/>
-            </w:tcMar>
-          </w:tcPr>
-          <w:p>
-            <w:r>
-              <w:rPr>
-                <w:b/>
-                <w:color w:val="C53030"/>
-                <w:sz w:val="19"/>
-              </w:rPr>
-              <w:t>Very High</w:t>
-            </w:r>
-          </w:p>
-        </w:tc>
-        <w:tc>
-          <w:tcPr>
-            <w:tcW w:type="dxa" w:w="4320"/>
-            <w:shd w:fill="F7FAFC"/>
-            <w:tcMar>
-              <w:top w:w="80" w:type="dxa"/>
-              <w:bottom w:w="80" w:type="dxa"/>
-              <w:left w:w="150" w:type="dxa"/>
-              <w:right w:w="150" w:type="dxa"/>
-            </w:tcMar>
-          </w:tcPr>
-          <w:p>
-            <w:r>
-              <w:rPr>
-                <w:b/>
-                <w:color w:val="2D3748"/>
-                <w:sz w:val="19"/>
-              </w:rPr>
-              <w:t>Alternating Current - Core Application</w:t>
-            </w:r>
-          </w:p>
-        </w:tc>
-        <w:tc>
-          <w:tcPr>
-            <w:tcW w:type="dxa" w:w="1728"/>
-            <w:shd w:fill="F7FAFC"/>
-            <w:tcMar>
-              <w:top w:w="80" w:type="dxa"/>
-              <w:bottom w:w="80" w:type="dxa"/>
-              <w:left w:w="150" w:type="dxa"/>
-              <w:right w:w="150" w:type="dxa"/>
-            </w:tcMar>
-          </w:tcPr>
-          <w:p>
-            <w:r>
-              <w:rPr>
-                <w:sz w:val="19"/>
-              </w:rPr>
-              <w:t>16 PYQs</w:t>
-            </w:r>
-          </w:p>
-        </w:tc>
-        <w:tc>
-          <w:tcPr>
-            <w:tcW w:type="dxa" w:w="1872"/>
-            <w:shd w:fill="F7FAFC"/>
-            <w:tcMar>
-              <w:top w:w="80" w:type="dxa"/>
-              <w:bottom w:w="80" w:type="dxa"/>
-              <w:left w:w="150" w:type="dxa"/>
-              <w:right w:w="150" w:type="dxa"/>
-            </w:tcMar>
-          </w:tcPr>
-          <w:p>
-            <w:r>
-              <w:rPr>
-                <w:color w:val="718096"/>
-                <w:sz w:val="19"/>
-              </w:rPr>
-              <w:t>General Concept</w:t>
             </w:r>
           </w:p>
         </w:tc>
@@ -1136,7 +1049,7 @@
           <w:color w:val="2B6CB0"/>
           <w:sz w:val="24"/>
         </w:rPr>
-        <w:t>3.1 Series LCR Circuit &amp; Impedance (Very High Yield — 107 PYQs)</w:t>
+        <w:t>3.1 Series LCR Circuit &amp; Impedance (Very High Yield — 85 PYQs)</w:t>
       </w:r>
     </w:p>
     <w:p>
@@ -1344,7 +1257,7 @@
           <w:color w:val="2B6CB0"/>
           <w:sz w:val="24"/>
         </w:rPr>
-        <w:t>3.2 AC Fundamentals: Peak, RMS &amp; Phase (Very High Yield — 84 PYQs)</w:t>
+        <w:t>3.2 AC Fundamentals: Peak, RMS &amp; Phase (Very High Yield — 74 PYQs)</w:t>
       </w:r>
     </w:p>
     <w:p>
@@ -1552,7 +1465,7 @@
           <w:color w:val="2B6CB0"/>
           <w:sz w:val="24"/>
         </w:rPr>
-        <w:t>3.3 Reactance: Inductive &amp; Capacitive (Very High Yield — 79 PYQs)</w:t>
+        <w:t>3.3 Reactance: Inductive &amp; Capacitive (Very High Yield — 68 PYQs)</w:t>
       </w:r>
     </w:p>
     <w:p>
@@ -1760,7 +1673,7 @@
           <w:color w:val="2B6CB0"/>
           <w:sz w:val="24"/>
         </w:rPr>
-        <w:t>3.4 Resonance, Q-Factor &amp; Bandwidth (Very High Yield — 54 PYQs)</w:t>
+        <w:t>3.4 Resonance, Q-Factor &amp; Bandwidth (Very High Yield — 63 PYQs)</w:t>
       </w:r>
     </w:p>
     <w:p>
@@ -1968,7 +1881,7 @@
           <w:color w:val="2B6CB0"/>
           <w:sz w:val="24"/>
         </w:rPr>
-        <w:t>3.5 Power in AC Circuits &amp; Power Factor (Very High Yield — 36 PYQs)</w:t>
+        <w:t>3.5 Power in AC Circuits &amp; Power Factor (Very High Yield — 40 PYQs)</w:t>
       </w:r>
     </w:p>
     <w:p>
@@ -2368,214 +2281,6 @@
           <w:sz w:val="18"/>
         </w:rPr>
         <w:t>[Ans: N/A]</w:t>
-      </w:r>
-    </w:p>
-    <w:p>
-      <w:pPr>
-        <w:spacing w:after="120"/>
-      </w:pPr>
-    </w:p>
-    <w:p>
-      <w:pPr>
-        <w:pStyle w:val="Heading2"/>
-      </w:pPr>
-      <w:r>
-        <w:rPr>
-          <w:color w:val="2B6CB0"/>
-          <w:sz w:val="24"/>
-        </w:rPr>
-        <w:t>3.7 Alternating Current - Core Application (Very High Yield — 16 PYQs)</w:t>
-      </w:r>
-    </w:p>
-    <w:p>
-      <w:r>
-        <w:rPr>
-          <w:b/>
-          <w:sz w:val="20"/>
-        </w:rPr>
-        <w:t xml:space="preserve">Core Principle: </w:t>
-      </w:r>
-      <w:r>
-        <w:rPr>
-          <w:sz w:val="20"/>
-        </w:rPr>
-        <w:t>Key problem pattern in Alternating Current.</w:t>
-      </w:r>
-    </w:p>
-    <w:tbl>
-      <w:tblPr>
-        <w:tblW w:type="auto" w:w="0"/>
-        <w:jc w:val="center"/>
-        <w:tblLook w:firstColumn="1" w:firstRow="1" w:lastColumn="0" w:lastRow="0" w:noHBand="0" w:noVBand="1" w:val="04A0"/>
-      </w:tblPr>
-      <w:tblGrid>
-        <w:gridCol w:w="10080"/>
-      </w:tblGrid>
-      <w:tr>
-        <w:tc>
-          <w:tcPr>
-            <w:tcW w:type="dxa" w:w="10080"/>
-            <w:shd w:fill="FFF5F5"/>
-            <w:tcMar>
-              <w:top w:w="100" w:type="dxa"/>
-              <w:bottom w:w="100" w:type="dxa"/>
-              <w:left w:w="150" w:type="dxa"/>
-              <w:right w:w="150" w:type="dxa"/>
-            </w:tcMar>
-          </w:tcPr>
-          <w:p>
-            <w:r>
-              <w:rPr>
-                <w:b/>
-                <w:color w:val="C53030"/>
-                <w:sz w:val="19"/>
-              </w:rPr>
-              <w:t xml:space="preserve">⚠️ Common Trap / JEE Pitfall: </w:t>
-            </w:r>
-            <w:r>
-              <w:rPr>
-                <w:color w:val="2D3748"/>
-                <w:sz w:val="19"/>
-              </w:rPr>
-              <w:t>Watch for algebraic and sign errors.</w:t>
-            </w:r>
-          </w:p>
-        </w:tc>
-      </w:tr>
-    </w:tbl>
-    <w:tbl>
-      <w:tblPr>
-        <w:tblW w:type="auto" w:w="0"/>
-        <w:jc w:val="center"/>
-        <w:tblLook w:firstColumn="1" w:firstRow="1" w:lastColumn="0" w:lastRow="0" w:noHBand="0" w:noVBand="1" w:val="04A0"/>
-      </w:tblPr>
-      <w:tblGrid>
-        <w:gridCol w:w="10080"/>
-      </w:tblGrid>
-      <w:tr>
-        <w:tc>
-          <w:tcPr>
-            <w:tcW w:type="dxa" w:w="10080"/>
-            <w:shd w:fill="F0FFF4"/>
-            <w:tcMar>
-              <w:top w:w="100" w:type="dxa"/>
-              <w:bottom w:w="100" w:type="dxa"/>
-              <w:left w:w="150" w:type="dxa"/>
-              <w:right w:w="150" w:type="dxa"/>
-            </w:tcMar>
-          </w:tcPr>
-          <w:p>
-            <w:r>
-              <w:rPr>
-                <w:b/>
-                <w:color w:val="276749"/>
-                <w:sz w:val="19"/>
-              </w:rPr>
-              <w:t xml:space="preserve">💡 Speed Hack / Trick: </w:t>
-            </w:r>
-            <w:r>
-              <w:rPr>
-                <w:color w:val="2D3748"/>
-                <w:sz w:val="19"/>
-              </w:rPr>
-              <w:t>Verify dimensions and boundary conditions.</w:t>
-            </w:r>
-          </w:p>
-        </w:tc>
-      </w:tr>
-    </w:tbl>
-    <w:p>
-      <w:pPr>
-        <w:spacing w:before="120" w:after="40"/>
-      </w:pPr>
-      <w:r>
-        <w:rPr>
-          <w:b/>
-          <w:color w:val="1A365D"/>
-          <w:sz w:val="19"/>
-        </w:rPr>
-        <w:t>Source PYQs testing this concept:</w:t>
-      </w:r>
-    </w:p>
-    <w:p>
-      <w:pPr>
-        <w:pStyle w:val="ListBullet"/>
-        <w:spacing w:after="40"/>
-      </w:pPr>
-      <w:r>
-        <w:rPr>
-          <w:b/>
-          <w:sz w:val="18"/>
-        </w:rPr>
-        <w:t xml:space="preserve">[2025 Evening Shift] Q#3 (MCQ): </w:t>
-      </w:r>
-      <w:r>
-        <w:rPr>
-          <w:sz w:val="18"/>
-        </w:rPr>
-        <w:t xml:space="preserve">"In the circuit shown here, assuming threshold voltage of diode is negligibly small, then voltage V_(AB) is correctly represented by:..."  </w:t>
-      </w:r>
-      <w:r>
-        <w:rPr>
-          <w:b/>
-          <w:color w:val="2B6CB0"/>
-          <w:sz w:val="18"/>
-        </w:rPr>
-        <w:t>[Ans: N/A]</w:t>
-      </w:r>
-    </w:p>
-    <w:p>
-      <w:pPr>
-        <w:pStyle w:val="ListBullet"/>
-        <w:spacing w:after="40"/>
-      </w:pPr>
-      <w:r>
-        <w:rPr>
-          <w:b/>
-          <w:sz w:val="18"/>
-        </w:rPr>
-        <w:t xml:space="preserve">[2023 Evening Shift] Q#3 (Numerical): </w:t>
-      </w:r>
-      <w:r>
-        <w:rPr>
-          <w:sz w:val="18"/>
-        </w:rPr>
-        <w:t xml:space="preserve">"A square shaped coil of area 70cm^2 having 600 turns rotates in a magnetic field of 0.4wbm^-2 , about an axis which is parallel to o..."  </w:t>
-      </w:r>
-      <w:r>
-        <w:rPr>
-          <w:b/>
-          <w:color w:val="2B6CB0"/>
-          <w:sz w:val="18"/>
-        </w:rPr>
-        <w:t>[Ans: 44]</w:t>
-      </w:r>
-    </w:p>
-    <w:p>
-      <w:pPr>
-        <w:pStyle w:val="ListBullet"/>
-        <w:spacing w:after="40"/>
-      </w:pPr>
-      <w:r>
-        <w:rPr>
-          <w:b/>
-          <w:sz w:val="18"/>
-        </w:rPr>
-        <w:t xml:space="preserve">[2023 Evening Shift] Q#3 (Numerical): </w:t>
-      </w:r>
-      <w:r>
-        <w:rPr>
-          <w:sz w:val="18"/>
-        </w:rPr>
-        <w:t xml:space="preserve">"In an ac generator, a rectangular coil of 100 turns each having area 14 × 10^-2m^2 is rotated at 360rev/min about an axis perpe..."  </w:t>
-      </w:r>
-      <w:r>
-        <w:rPr>
-          <w:b/>
-          <w:color w:val="2B6CB0"/>
-          <w:sz w:val="18"/>
-        </w:rPr>
-        <w:t>[Ans: 1584]</w:t>
       </w:r>
     </w:p>
     <w:p>

--- a/data/exports/alternating-current_revision_notes.docx
+++ b/data/exports/alternating-current_revision_notes.docx
@@ -189,6 +189,180 @@
                 <w:color w:val="2D3748"/>
                 <w:sz w:val="19"/>
               </w:rPr>
+              <w:t>AC Fundamentals: Peak, RMS &amp; Phase</w:t>
+            </w:r>
+          </w:p>
+        </w:tc>
+        <w:tc>
+          <w:tcPr>
+            <w:tcW w:type="dxa" w:w="1728"/>
+            <w:shd w:fill="F7FAFC"/>
+            <w:tcMar>
+              <w:top w:w="80" w:type="dxa"/>
+              <w:bottom w:w="80" w:type="dxa"/>
+              <w:left w:w="150" w:type="dxa"/>
+              <w:right w:w="150" w:type="dxa"/>
+            </w:tcMar>
+          </w:tcPr>
+          <w:p>
+            <w:r>
+              <w:rPr>
+                <w:sz w:val="19"/>
+              </w:rPr>
+              <w:t>57 PYQs</w:t>
+            </w:r>
+          </w:p>
+        </w:tc>
+        <w:tc>
+          <w:tcPr>
+            <w:tcW w:type="dxa" w:w="1872"/>
+            <w:shd w:fill="F7FAFC"/>
+            <w:tcMar>
+              <w:top w:w="80" w:type="dxa"/>
+              <w:bottom w:w="80" w:type="dxa"/>
+              <w:left w:w="150" w:type="dxa"/>
+              <w:right w:w="150" w:type="dxa"/>
+            </w:tcMar>
+          </w:tcPr>
+          <w:p>
+            <w:r>
+              <w:rPr>
+                <w:color w:val="718096"/>
+                <w:sz w:val="19"/>
+              </w:rPr>
+              <w:t>Foundations</w:t>
+            </w:r>
+          </w:p>
+        </w:tc>
+      </w:tr>
+      <w:tr>
+        <w:tc>
+          <w:tcPr>
+            <w:tcW w:type="dxa" w:w="2160"/>
+            <w:shd w:fill="FFFFFF"/>
+            <w:tcMar>
+              <w:top w:w="80" w:type="dxa"/>
+              <w:bottom w:w="80" w:type="dxa"/>
+              <w:left w:w="150" w:type="dxa"/>
+              <w:right w:w="150" w:type="dxa"/>
+            </w:tcMar>
+          </w:tcPr>
+          <w:p>
+            <w:r>
+              <w:rPr>
+                <w:b/>
+                <w:color w:val="C53030"/>
+                <w:sz w:val="19"/>
+              </w:rPr>
+              <w:t>Very High</w:t>
+            </w:r>
+          </w:p>
+        </w:tc>
+        <w:tc>
+          <w:tcPr>
+            <w:tcW w:type="dxa" w:w="4320"/>
+            <w:shd w:fill="FFFFFF"/>
+            <w:tcMar>
+              <w:top w:w="80" w:type="dxa"/>
+              <w:bottom w:w="80" w:type="dxa"/>
+              <w:left w:w="150" w:type="dxa"/>
+              <w:right w:w="150" w:type="dxa"/>
+            </w:tcMar>
+          </w:tcPr>
+          <w:p>
+            <w:r>
+              <w:rPr>
+                <w:b/>
+                <w:color w:val="2D3748"/>
+                <w:sz w:val="19"/>
+              </w:rPr>
+              <w:t>Reactance: Inductive &amp; Capacitive</w:t>
+            </w:r>
+          </w:p>
+        </w:tc>
+        <w:tc>
+          <w:tcPr>
+            <w:tcW w:type="dxa" w:w="1728"/>
+            <w:shd w:fill="FFFFFF"/>
+            <w:tcMar>
+              <w:top w:w="80" w:type="dxa"/>
+              <w:bottom w:w="80" w:type="dxa"/>
+              <w:left w:w="150" w:type="dxa"/>
+              <w:right w:w="150" w:type="dxa"/>
+            </w:tcMar>
+          </w:tcPr>
+          <w:p>
+            <w:r>
+              <w:rPr>
+                <w:sz w:val="19"/>
+              </w:rPr>
+              <w:t>57 PYQs</w:t>
+            </w:r>
+          </w:p>
+        </w:tc>
+        <w:tc>
+          <w:tcPr>
+            <w:tcW w:type="dxa" w:w="1872"/>
+            <w:shd w:fill="FFFFFF"/>
+            <w:tcMar>
+              <w:top w:w="80" w:type="dxa"/>
+              <w:bottom w:w="80" w:type="dxa"/>
+              <w:left w:w="150" w:type="dxa"/>
+              <w:right w:w="150" w:type="dxa"/>
+            </w:tcMar>
+          </w:tcPr>
+          <w:p>
+            <w:r>
+              <w:rPr>
+                <w:color w:val="718096"/>
+                <w:sz w:val="19"/>
+              </w:rPr>
+              <w:t>Impedance Elements</w:t>
+            </w:r>
+          </w:p>
+        </w:tc>
+      </w:tr>
+      <w:tr>
+        <w:tc>
+          <w:tcPr>
+            <w:tcW w:type="dxa" w:w="2160"/>
+            <w:shd w:fill="F7FAFC"/>
+            <w:tcMar>
+              <w:top w:w="80" w:type="dxa"/>
+              <w:bottom w:w="80" w:type="dxa"/>
+              <w:left w:w="150" w:type="dxa"/>
+              <w:right w:w="150" w:type="dxa"/>
+            </w:tcMar>
+          </w:tcPr>
+          <w:p>
+            <w:r>
+              <w:rPr>
+                <w:b/>
+                <w:color w:val="C53030"/>
+                <w:sz w:val="19"/>
+              </w:rPr>
+              <w:t>Very High</w:t>
+            </w:r>
+          </w:p>
+        </w:tc>
+        <w:tc>
+          <w:tcPr>
+            <w:tcW w:type="dxa" w:w="4320"/>
+            <w:shd w:fill="F7FAFC"/>
+            <w:tcMar>
+              <w:top w:w="80" w:type="dxa"/>
+              <w:bottom w:w="80" w:type="dxa"/>
+              <w:left w:w="150" w:type="dxa"/>
+              <w:right w:w="150" w:type="dxa"/>
+            </w:tcMar>
+          </w:tcPr>
+          <w:p>
+            <w:r>
+              <w:rPr>
+                <w:b/>
+                <w:color w:val="2D3748"/>
+                <w:sz w:val="19"/>
+              </w:rPr>
               <w:t>Series LCR Circuit &amp; Impedance</w:t>
             </w:r>
           </w:p>
@@ -209,7 +383,7 @@
               <w:rPr>
                 <w:sz w:val="19"/>
               </w:rPr>
-              <w:t>85 PYQs</w:t>
+              <w:t>50 PYQs</w:t>
             </w:r>
           </w:p>
         </w:tc>
@@ -276,180 +450,6 @@
                 <w:color w:val="2D3748"/>
                 <w:sz w:val="19"/>
               </w:rPr>
-              <w:t>AC Fundamentals: Peak, RMS &amp; Phase</w:t>
-            </w:r>
-          </w:p>
-        </w:tc>
-        <w:tc>
-          <w:tcPr>
-            <w:tcW w:type="dxa" w:w="1728"/>
-            <w:shd w:fill="FFFFFF"/>
-            <w:tcMar>
-              <w:top w:w="80" w:type="dxa"/>
-              <w:bottom w:w="80" w:type="dxa"/>
-              <w:left w:w="150" w:type="dxa"/>
-              <w:right w:w="150" w:type="dxa"/>
-            </w:tcMar>
-          </w:tcPr>
-          <w:p>
-            <w:r>
-              <w:rPr>
-                <w:sz w:val="19"/>
-              </w:rPr>
-              <w:t>74 PYQs</w:t>
-            </w:r>
-          </w:p>
-        </w:tc>
-        <w:tc>
-          <w:tcPr>
-            <w:tcW w:type="dxa" w:w="1872"/>
-            <w:shd w:fill="FFFFFF"/>
-            <w:tcMar>
-              <w:top w:w="80" w:type="dxa"/>
-              <w:bottom w:w="80" w:type="dxa"/>
-              <w:left w:w="150" w:type="dxa"/>
-              <w:right w:w="150" w:type="dxa"/>
-            </w:tcMar>
-          </w:tcPr>
-          <w:p>
-            <w:r>
-              <w:rPr>
-                <w:color w:val="718096"/>
-                <w:sz w:val="19"/>
-              </w:rPr>
-              <w:t>Foundations</w:t>
-            </w:r>
-          </w:p>
-        </w:tc>
-      </w:tr>
-      <w:tr>
-        <w:tc>
-          <w:tcPr>
-            <w:tcW w:type="dxa" w:w="2160"/>
-            <w:shd w:fill="F7FAFC"/>
-            <w:tcMar>
-              <w:top w:w="80" w:type="dxa"/>
-              <w:bottom w:w="80" w:type="dxa"/>
-              <w:left w:w="150" w:type="dxa"/>
-              <w:right w:w="150" w:type="dxa"/>
-            </w:tcMar>
-          </w:tcPr>
-          <w:p>
-            <w:r>
-              <w:rPr>
-                <w:b/>
-                <w:color w:val="C53030"/>
-                <w:sz w:val="19"/>
-              </w:rPr>
-              <w:t>Very High</w:t>
-            </w:r>
-          </w:p>
-        </w:tc>
-        <w:tc>
-          <w:tcPr>
-            <w:tcW w:type="dxa" w:w="4320"/>
-            <w:shd w:fill="F7FAFC"/>
-            <w:tcMar>
-              <w:top w:w="80" w:type="dxa"/>
-              <w:bottom w:w="80" w:type="dxa"/>
-              <w:left w:w="150" w:type="dxa"/>
-              <w:right w:w="150" w:type="dxa"/>
-            </w:tcMar>
-          </w:tcPr>
-          <w:p>
-            <w:r>
-              <w:rPr>
-                <w:b/>
-                <w:color w:val="2D3748"/>
-                <w:sz w:val="19"/>
-              </w:rPr>
-              <w:t>Reactance: Inductive &amp; Capacitive</w:t>
-            </w:r>
-          </w:p>
-        </w:tc>
-        <w:tc>
-          <w:tcPr>
-            <w:tcW w:type="dxa" w:w="1728"/>
-            <w:shd w:fill="F7FAFC"/>
-            <w:tcMar>
-              <w:top w:w="80" w:type="dxa"/>
-              <w:bottom w:w="80" w:type="dxa"/>
-              <w:left w:w="150" w:type="dxa"/>
-              <w:right w:w="150" w:type="dxa"/>
-            </w:tcMar>
-          </w:tcPr>
-          <w:p>
-            <w:r>
-              <w:rPr>
-                <w:sz w:val="19"/>
-              </w:rPr>
-              <w:t>68 PYQs</w:t>
-            </w:r>
-          </w:p>
-        </w:tc>
-        <w:tc>
-          <w:tcPr>
-            <w:tcW w:type="dxa" w:w="1872"/>
-            <w:shd w:fill="F7FAFC"/>
-            <w:tcMar>
-              <w:top w:w="80" w:type="dxa"/>
-              <w:bottom w:w="80" w:type="dxa"/>
-              <w:left w:w="150" w:type="dxa"/>
-              <w:right w:w="150" w:type="dxa"/>
-            </w:tcMar>
-          </w:tcPr>
-          <w:p>
-            <w:r>
-              <w:rPr>
-                <w:color w:val="718096"/>
-                <w:sz w:val="19"/>
-              </w:rPr>
-              <w:t>Impedance Elements</w:t>
-            </w:r>
-          </w:p>
-        </w:tc>
-      </w:tr>
-      <w:tr>
-        <w:tc>
-          <w:tcPr>
-            <w:tcW w:type="dxa" w:w="2160"/>
-            <w:shd w:fill="FFFFFF"/>
-            <w:tcMar>
-              <w:top w:w="80" w:type="dxa"/>
-              <w:bottom w:w="80" w:type="dxa"/>
-              <w:left w:w="150" w:type="dxa"/>
-              <w:right w:w="150" w:type="dxa"/>
-            </w:tcMar>
-          </w:tcPr>
-          <w:p>
-            <w:r>
-              <w:rPr>
-                <w:b/>
-                <w:color w:val="C53030"/>
-                <w:sz w:val="19"/>
-              </w:rPr>
-              <w:t>Very High</w:t>
-            </w:r>
-          </w:p>
-        </w:tc>
-        <w:tc>
-          <w:tcPr>
-            <w:tcW w:type="dxa" w:w="4320"/>
-            <w:shd w:fill="FFFFFF"/>
-            <w:tcMar>
-              <w:top w:w="80" w:type="dxa"/>
-              <w:bottom w:w="80" w:type="dxa"/>
-              <w:left w:w="150" w:type="dxa"/>
-              <w:right w:w="150" w:type="dxa"/>
-            </w:tcMar>
-          </w:tcPr>
-          <w:p>
-            <w:r>
-              <w:rPr>
-                <w:b/>
-                <w:color w:val="2D3748"/>
-                <w:sz w:val="19"/>
-              </w:rPr>
               <w:t>Resonance, Q-Factor &amp; Bandwidth</w:t>
             </w:r>
           </w:p>
@@ -470,7 +470,7 @@
               <w:rPr>
                 <w:sz w:val="19"/>
               </w:rPr>
-              <w:t>63 PYQs</w:t>
+              <w:t>40 PYQs</w:t>
             </w:r>
           </w:p>
         </w:tc>
@@ -537,7 +537,7 @@
                 <w:color w:val="2D3748"/>
                 <w:sz w:val="19"/>
               </w:rPr>
-              <w:t>Power in AC Circuits &amp; Power Factor</w:t>
+              <w:t>LC Oscillations &amp; Transformers</w:t>
             </w:r>
           </w:p>
         </w:tc>
@@ -557,7 +557,7 @@
               <w:rPr>
                 <w:sz w:val="19"/>
               </w:rPr>
-              <w:t>40 PYQs</w:t>
+              <w:t>15 PYQs</w:t>
             </w:r>
           </w:p>
         </w:tc>
@@ -578,7 +578,7 @@
                 <w:color w:val="718096"/>
                 <w:sz w:val="19"/>
               </w:rPr>
-              <w:t>Power &amp; Efficiency</w:t>
+              <w:t>Devices &amp; Oscillations</w:t>
             </w:r>
           </w:p>
         </w:tc>
@@ -599,10 +599,10 @@
             <w:r>
               <w:rPr>
                 <w:b/>
-                <w:color w:val="C53030"/>
+                <w:color w:val="2B6CB0"/>
                 <w:sz w:val="19"/>
               </w:rPr>
-              <w:t>Very High</w:t>
+              <w:t>High</w:t>
             </w:r>
           </w:p>
         </w:tc>
@@ -624,7 +624,7 @@
                 <w:color w:val="2D3748"/>
                 <w:sz w:val="19"/>
               </w:rPr>
-              <w:t>LC Oscillations &amp; Transformers</w:t>
+              <w:t>Power in AC Circuits &amp; Power Factor</w:t>
             </w:r>
           </w:p>
         </w:tc>
@@ -644,7 +644,7 @@
               <w:rPr>
                 <w:sz w:val="19"/>
               </w:rPr>
-              <w:t>24 PYQs</w:t>
+              <w:t>10 PYQs</w:t>
             </w:r>
           </w:p>
         </w:tc>
@@ -665,7 +665,7 @@
                 <w:color w:val="718096"/>
                 <w:sz w:val="19"/>
               </w:rPr>
-              <w:t>Devices &amp; Oscillations</w:t>
+              <w:t>Power &amp; Efficiency</w:t>
             </w:r>
           </w:p>
         </w:tc>
@@ -765,6 +765,98 @@
                 <w:color w:val="1A365D"/>
                 <w:sz w:val="19"/>
               </w:rPr>
+              <w:t>AC Fundamentals: Peak, RMS &amp; Phase</w:t>
+            </w:r>
+          </w:p>
+        </w:tc>
+        <w:tc>
+          <w:tcPr>
+            <w:tcW w:type="dxa" w:w="6480"/>
+            <w:shd w:fill="F7FAFC"/>
+            <w:tcMar>
+              <w:top w:w="100" w:type="dxa"/>
+              <w:bottom w:w="100" w:type="dxa"/>
+              <w:left w:w="150" w:type="dxa"/>
+              <w:right w:w="150" w:type="dxa"/>
+            </w:tcMar>
+          </w:tcPr>
+          <w:p>
+            <w:r>
+              <w:rPr>
+                <w:rFonts w:ascii="Cambria Math" w:hAnsi="Cambria Math"/>
+                <w:color w:val="2D3748"/>
+                <w:sz w:val="19"/>
+              </w:rPr>
+              <w:t>I_{\text{rms}} = \frac{I_0}{\sqrt{2}}, \quad V_{\text{rms}} = \frac{V_0}{\sqrt{2}}, \quad I_{\text{avg, half}} = \frac{2 I_0}{\pi}</w:t>
+            </w:r>
+          </w:p>
+        </w:tc>
+      </w:tr>
+      <w:tr>
+        <w:tc>
+          <w:tcPr>
+            <w:tcW w:type="dxa" w:w="3600"/>
+            <w:shd w:fill="FFFFFF"/>
+            <w:tcMar>
+              <w:top w:w="100" w:type="dxa"/>
+              <w:bottom w:w="100" w:type="dxa"/>
+              <w:left w:w="150" w:type="dxa"/>
+              <w:right w:w="150" w:type="dxa"/>
+            </w:tcMar>
+          </w:tcPr>
+          <w:p>
+            <w:r>
+              <w:rPr>
+                <w:b/>
+                <w:color w:val="1A365D"/>
+                <w:sz w:val="19"/>
+              </w:rPr>
+              <w:t>Reactance: Inductive &amp; Capacitive</w:t>
+            </w:r>
+          </w:p>
+        </w:tc>
+        <w:tc>
+          <w:tcPr>
+            <w:tcW w:type="dxa" w:w="6480"/>
+            <w:shd w:fill="FFFFFF"/>
+            <w:tcMar>
+              <w:top w:w="100" w:type="dxa"/>
+              <w:bottom w:w="100" w:type="dxa"/>
+              <w:left w:w="150" w:type="dxa"/>
+              <w:right w:w="150" w:type="dxa"/>
+            </w:tcMar>
+          </w:tcPr>
+          <w:p>
+            <w:r>
+              <w:rPr>
+                <w:rFonts w:ascii="Cambria Math" w:hAnsi="Cambria Math"/>
+                <w:color w:val="2D3748"/>
+                <w:sz w:val="19"/>
+              </w:rPr>
+              <w:t>X_L = \omega L = 2\pi f L, \quad X_C = \frac{1}{\omega C} = \frac{1}{2\pi f C}</w:t>
+            </w:r>
+          </w:p>
+        </w:tc>
+      </w:tr>
+      <w:tr>
+        <w:tc>
+          <w:tcPr>
+            <w:tcW w:type="dxa" w:w="3600"/>
+            <w:shd w:fill="F7FAFC"/>
+            <w:tcMar>
+              <w:top w:w="100" w:type="dxa"/>
+              <w:bottom w:w="100" w:type="dxa"/>
+              <w:left w:w="150" w:type="dxa"/>
+              <w:right w:w="150" w:type="dxa"/>
+            </w:tcMar>
+          </w:tcPr>
+          <w:p>
+            <w:r>
+              <w:rPr>
+                <w:b/>
+                <w:color w:val="1A365D"/>
+                <w:sz w:val="19"/>
+              </w:rPr>
               <w:t>Series LCR Circuit &amp; Impedance</w:t>
             </w:r>
           </w:p>
@@ -788,98 +880,6 @@
                 <w:sz w:val="19"/>
               </w:rPr>
               <w:t>Z = \sqrt{R^2 + (X_L - X_C)^2}, \quad \tan\phi = \frac{X_L - X_C}{R}, \quad V_{\text{total}} = \sqrt{V_R^2 + (V_L - V_C)^2}</w:t>
-            </w:r>
-          </w:p>
-        </w:tc>
-      </w:tr>
-      <w:tr>
-        <w:tc>
-          <w:tcPr>
-            <w:tcW w:type="dxa" w:w="3600"/>
-            <w:shd w:fill="FFFFFF"/>
-            <w:tcMar>
-              <w:top w:w="100" w:type="dxa"/>
-              <w:bottom w:w="100" w:type="dxa"/>
-              <w:left w:w="150" w:type="dxa"/>
-              <w:right w:w="150" w:type="dxa"/>
-            </w:tcMar>
-          </w:tcPr>
-          <w:p>
-            <w:r>
-              <w:rPr>
-                <w:b/>
-                <w:color w:val="1A365D"/>
-                <w:sz w:val="19"/>
-              </w:rPr>
-              <w:t>AC Fundamentals: Peak, RMS &amp; Phase</w:t>
-            </w:r>
-          </w:p>
-        </w:tc>
-        <w:tc>
-          <w:tcPr>
-            <w:tcW w:type="dxa" w:w="6480"/>
-            <w:shd w:fill="FFFFFF"/>
-            <w:tcMar>
-              <w:top w:w="100" w:type="dxa"/>
-              <w:bottom w:w="100" w:type="dxa"/>
-              <w:left w:w="150" w:type="dxa"/>
-              <w:right w:w="150" w:type="dxa"/>
-            </w:tcMar>
-          </w:tcPr>
-          <w:p>
-            <w:r>
-              <w:rPr>
-                <w:rFonts w:ascii="Cambria Math" w:hAnsi="Cambria Math"/>
-                <w:color w:val="2D3748"/>
-                <w:sz w:val="19"/>
-              </w:rPr>
-              <w:t>I_{\text{rms}} = \frac{I_0}{\sqrt{2}}, \quad V_{\text{rms}} = \frac{V_0}{\sqrt{2}}, \quad I_{\text{avg, half}} = \frac{2 I_0}{\pi}</w:t>
-            </w:r>
-          </w:p>
-        </w:tc>
-      </w:tr>
-      <w:tr>
-        <w:tc>
-          <w:tcPr>
-            <w:tcW w:type="dxa" w:w="3600"/>
-            <w:shd w:fill="F7FAFC"/>
-            <w:tcMar>
-              <w:top w:w="100" w:type="dxa"/>
-              <w:bottom w:w="100" w:type="dxa"/>
-              <w:left w:w="150" w:type="dxa"/>
-              <w:right w:w="150" w:type="dxa"/>
-            </w:tcMar>
-          </w:tcPr>
-          <w:p>
-            <w:r>
-              <w:rPr>
-                <w:b/>
-                <w:color w:val="1A365D"/>
-                <w:sz w:val="19"/>
-              </w:rPr>
-              <w:t>Reactance: Inductive &amp; Capacitive</w:t>
-            </w:r>
-          </w:p>
-        </w:tc>
-        <w:tc>
-          <w:tcPr>
-            <w:tcW w:type="dxa" w:w="6480"/>
-            <w:shd w:fill="F7FAFC"/>
-            <w:tcMar>
-              <w:top w:w="100" w:type="dxa"/>
-              <w:bottom w:w="100" w:type="dxa"/>
-              <w:left w:w="150" w:type="dxa"/>
-              <w:right w:w="150" w:type="dxa"/>
-            </w:tcMar>
-          </w:tcPr>
-          <w:p>
-            <w:r>
-              <w:rPr>
-                <w:rFonts w:ascii="Cambria Math" w:hAnsi="Cambria Math"/>
-                <w:color w:val="2D3748"/>
-                <w:sz w:val="19"/>
-              </w:rPr>
-              <w:t>X_L = \omega L = 2\pi f L, \quad X_C = \frac{1}{\omega C} = \frac{1}{2\pi f C}</w:t>
             </w:r>
           </w:p>
         </w:tc>
@@ -949,7 +949,7 @@
                 <w:color w:val="1A365D"/>
                 <w:sz w:val="19"/>
               </w:rPr>
-              <w:t>Power in AC Circuits &amp; Power Factor</w:t>
+              <w:t>LC Oscillations &amp; Transformers</w:t>
             </w:r>
           </w:p>
         </w:tc>
@@ -971,7 +971,7 @@
                 <w:color w:val="2D3748"/>
                 <w:sz w:val="19"/>
               </w:rPr>
-              <w:t>P_{\text{avg}} = V_{\text{rms}} I_{\text{rms}} \cos\phi, \quad \cos\phi = \frac{R}{Z} = \frac{R}{\sqrt{R^2 + (X_L - X_C)^2}}, \quad I_{\text{wattless}} = I_{\text{rms}} \sin\phi</w:t>
+              <w:t>\frac{V_s}{V_p} = \frac{N_s}{N_p} = \frac{I_p}{I_s}, \quad \eta = \frac{P_{\text{out}}}{P_{\text{in}}} = \frac{V_s I_s}{V_p I_p}, \quad q(t) = q_0 \cos(\omega_0 t)</w:t>
             </w:r>
           </w:p>
         </w:tc>
@@ -995,7 +995,7 @@
                 <w:color w:val="1A365D"/>
                 <w:sz w:val="19"/>
               </w:rPr>
-              <w:t>LC Oscillations &amp; Transformers</w:t>
+              <w:t>Power in AC Circuits &amp; Power Factor</w:t>
             </w:r>
           </w:p>
         </w:tc>
@@ -1017,7 +1017,7 @@
                 <w:color w:val="2D3748"/>
                 <w:sz w:val="19"/>
               </w:rPr>
-              <w:t>\frac{V_s}{V_p} = \frac{N_s}{N_p} = \frac{I_p}{I_s}, \quad \eta = \frac{P_{\text{out}}}{P_{\text{in}}} = \frac{V_s I_s}{V_p I_p}, \quad q(t) = q_0 \cos(\omega_0 t)</w:t>
+              <w:t>P_{\text{avg}} = V_{\text{rms}} I_{\text{rms}} \cos\phi, \quad \cos\phi = \frac{R}{Z} = \frac{R}{\sqrt{R^2 + (X_L - X_C)^2}}, \quad I_{\text{wattless}} = I_{\text{rms}} \sin\phi</w:t>
             </w:r>
           </w:p>
         </w:tc>
@@ -1049,215 +1049,7 @@
           <w:color w:val="2B6CB0"/>
           <w:sz w:val="24"/>
         </w:rPr>
-        <w:t>3.1 Series LCR Circuit &amp; Impedance (Very High Yield — 85 PYQs)</w:t>
-      </w:r>
-    </w:p>
-    <w:p>
-      <w:r>
-        <w:rPr>
-          <w:b/>
-          <w:sz w:val="20"/>
-        </w:rPr>
-        <w:t xml:space="preserve">Core Principle: </w:t>
-      </w:r>
-      <w:r>
-        <w:rPr>
-          <w:sz w:val="20"/>
-        </w:rPr>
-        <w:t>Series LCR impedance Z = √(R^2 + (X_L - X_C)^2). Circuit current I = (V / Z). Phase angle tanϕ = (X_L - X_C / R). Net voltage phasor V_(total) = √(V_R^2 + (V_L - V_C)^2).</w:t>
-      </w:r>
-    </w:p>
-    <w:tbl>
-      <w:tblPr>
-        <w:tblW w:type="auto" w:w="0"/>
-        <w:jc w:val="center"/>
-        <w:tblLook w:firstColumn="1" w:firstRow="1" w:lastColumn="0" w:lastRow="0" w:noHBand="0" w:noVBand="1" w:val="04A0"/>
-      </w:tblPr>
-      <w:tblGrid>
-        <w:gridCol w:w="10080"/>
-      </w:tblGrid>
-      <w:tr>
-        <w:tc>
-          <w:tcPr>
-            <w:tcW w:type="dxa" w:w="10080"/>
-            <w:shd w:fill="FFF5F5"/>
-            <w:tcMar>
-              <w:top w:w="100" w:type="dxa"/>
-              <w:bottom w:w="100" w:type="dxa"/>
-              <w:left w:w="150" w:type="dxa"/>
-              <w:right w:w="150" w:type="dxa"/>
-            </w:tcMar>
-          </w:tcPr>
-          <w:p>
-            <w:r>
-              <w:rPr>
-                <w:b/>
-                <w:color w:val="C53030"/>
-                <w:sz w:val="19"/>
-              </w:rPr>
-              <w:t xml:space="preserve">⚠️ Common Trap / JEE Pitfall: </w:t>
-            </w:r>
-            <w:r>
-              <w:rPr>
-                <w:color w:val="2D3748"/>
-                <w:sz w:val="19"/>
-              </w:rPr>
-              <w:t>Voltages across series AC elements do NOT add algebraically: V_(total) ≠ V_R + V_L + V_C! Always use phasor vector addition: V_(total) = √(V_R^2 + (V_L - V_C)^2).</w:t>
-            </w:r>
-          </w:p>
-        </w:tc>
-      </w:tr>
-    </w:tbl>
-    <w:tbl>
-      <w:tblPr>
-        <w:tblW w:type="auto" w:w="0"/>
-        <w:jc w:val="center"/>
-        <w:tblLook w:firstColumn="1" w:firstRow="1" w:lastColumn="0" w:lastRow="0" w:noHBand="0" w:noVBand="1" w:val="04A0"/>
-      </w:tblPr>
-      <w:tblGrid>
-        <w:gridCol w:w="10080"/>
-      </w:tblGrid>
-      <w:tr>
-        <w:tc>
-          <w:tcPr>
-            <w:tcW w:type="dxa" w:w="10080"/>
-            <w:shd w:fill="F0FFF4"/>
-            <w:tcMar>
-              <w:top w:w="100" w:type="dxa"/>
-              <w:bottom w:w="100" w:type="dxa"/>
-              <w:left w:w="150" w:type="dxa"/>
-              <w:right w:w="150" w:type="dxa"/>
-            </w:tcMar>
-          </w:tcPr>
-          <w:p>
-            <w:r>
-              <w:rPr>
-                <w:b/>
-                <w:color w:val="276749"/>
-                <w:sz w:val="19"/>
-              </w:rPr>
-              <w:t xml:space="preserve">💡 Speed Hack / Trick: </w:t>
-            </w:r>
-            <w:r>
-              <w:rPr>
-                <w:color w:val="2D3748"/>
-                <w:sz w:val="19"/>
-              </w:rPr>
-              <w:t>If X_L &gt; X_C, circuit is inductive (voltage leads current by ϕ). If X_C &gt; X_L, circuit is capacitive (current leads voltage by ϕ).</w:t>
-            </w:r>
-          </w:p>
-        </w:tc>
-      </w:tr>
-    </w:tbl>
-    <w:p>
-      <w:pPr>
-        <w:spacing w:before="120" w:after="40"/>
-      </w:pPr>
-      <w:r>
-        <w:rPr>
-          <w:b/>
-          <w:color w:val="1A365D"/>
-          <w:sz w:val="19"/>
-        </w:rPr>
-        <w:t>Source PYQs testing this concept:</w:t>
-      </w:r>
-    </w:p>
-    <w:p>
-      <w:pPr>
-        <w:pStyle w:val="ListBullet"/>
-        <w:spacing w:after="40"/>
-      </w:pPr>
-      <w:r>
-        <w:rPr>
-          <w:b/>
-          <w:sz w:val="18"/>
-        </w:rPr>
-        <w:t xml:space="preserve">[2026 Morning Shift] Q#1 (MCQ): </w:t>
-      </w:r>
-      <w:r>
-        <w:rPr>
-          <w:sz w:val="18"/>
-        </w:rPr>
-        <w:t xml:space="preserve">"A LCR series circuit driven with E_(rms)=90V at frequency f_(d)=30Hz has resistance R=80Ω , an inductance with inductive reactanc..."  </w:t>
-      </w:r>
-      <w:r>
-        <w:rPr>
-          <w:b/>
-          <w:color w:val="2B6CB0"/>
-          <w:sz w:val="18"/>
-        </w:rPr>
-        <w:t>[Ans: A]</w:t>
-      </w:r>
-    </w:p>
-    <w:p>
-      <w:pPr>
-        <w:pStyle w:val="ListBullet"/>
-        <w:spacing w:after="40"/>
-      </w:pPr>
-      <w:r>
-        <w:rPr>
-          <w:b/>
-          <w:sz w:val="18"/>
-        </w:rPr>
-        <w:t xml:space="preserve">[2026 Morning Shift] Q#1 (MCQ): </w:t>
-      </w:r>
-      <w:r>
-        <w:rPr>
-          <w:sz w:val="18"/>
-        </w:rPr>
-        <w:t xml:space="preserve">"For the series LCR circuit connected with 220V,50Hz a.c source as shown in the figure, the power factor is (α / 10) . The value..."  </w:t>
-      </w:r>
-      <w:r>
-        <w:rPr>
-          <w:b/>
-          <w:color w:val="2B6CB0"/>
-          <w:sz w:val="18"/>
-        </w:rPr>
-        <w:t>[Ans: C]</w:t>
-      </w:r>
-    </w:p>
-    <w:p>
-      <w:pPr>
-        <w:pStyle w:val="ListBullet"/>
-        <w:spacing w:after="40"/>
-      </w:pPr>
-      <w:r>
-        <w:rPr>
-          <w:b/>
-          <w:sz w:val="18"/>
-        </w:rPr>
-        <w:t xml:space="preserve">[2026 Evening Shift] Q#1 (Numerical): </w:t>
-      </w:r>
-      <w:r>
-        <w:rPr>
-          <w:sz w:val="18"/>
-        </w:rPr>
-        <w:t xml:space="preserve">"A series LCR circuit with R=20Ω,L=1.6H and C=40μ F is connected to a variable frequency a.c. source. The inductive reactance at r..."  </w:t>
-      </w:r>
-      <w:r>
-        <w:rPr>
-          <w:b/>
-          <w:color w:val="2B6CB0"/>
-          <w:sz w:val="18"/>
-        </w:rPr>
-        <w:t>[Ans: 200]</w:t>
-      </w:r>
-    </w:p>
-    <w:p>
-      <w:pPr>
-        <w:spacing w:after="120"/>
-      </w:pPr>
-    </w:p>
-    <w:p>
-      <w:pPr>
-        <w:pStyle w:val="Heading2"/>
-      </w:pPr>
-      <w:r>
-        <w:rPr>
-          <w:color w:val="2B6CB0"/>
-          <w:sz w:val="24"/>
-        </w:rPr>
-        <w:t>3.2 AC Fundamentals: Peak, RMS &amp; Phase (Very High Yield — 74 PYQs)</w:t>
+        <w:t>3.1 AC Fundamentals: Peak, RMS &amp; Phase (Very High Yield — 57 PYQs)</w:t>
       </w:r>
     </w:p>
     <w:p>
@@ -1380,13 +1172,13 @@
           <w:b/>
           <w:sz w:val="18"/>
         </w:rPr>
-        <w:t xml:space="preserve">[2026 Morning Shift] Q#1 (MCQ): </w:t>
+        <w:t xml:space="preserve">[2026 Evening Shift] Q#3 (Numerical): </w:t>
       </w:r>
       <w:r>
         <w:rPr>
           <w:sz w:val="18"/>
         </w:rPr>
-        <w:t xml:space="preserve">"A LCR series circuit driven with E_(rms)=90V at frequency f_(d)=30Hz has resistance R=80Ω , an inductance with inductive reactanc..."  </w:t>
+        <w:t xml:space="preserve">"An inductor stores 16 J of magnetic field energy and dissipates 32 W of thermal energy due to its resistance when an a.c. current of 2 A (rm..."  </w:t>
       </w:r>
       <w:r>
         <w:rPr>
@@ -1394,7 +1186,7 @@
           <w:color w:val="2B6CB0"/>
           <w:sz w:val="18"/>
         </w:rPr>
-        <w:t>[Ans: A]</w:t>
+        <w:t>[Ans: 314]</w:t>
       </w:r>
     </w:p>
     <w:p>
@@ -1407,13 +1199,13 @@
           <w:b/>
           <w:sz w:val="18"/>
         </w:rPr>
-        <w:t xml:space="preserve">[2026 Evening Shift] Q#3 (MCQ): </w:t>
+        <w:t xml:space="preserve">[2026 Morning Shift] Q#4 (MCQ): </w:t>
       </w:r>
       <w:r>
         <w:rPr>
           <w:sz w:val="18"/>
         </w:rPr>
-        <w:t xml:space="preserve">"The figure given below shows an LCR series circuit with two switches S 1 and S 2 . When switch S 1 is closed keeping S 2 open, the phase dif..."  </w:t>
+        <w:t xml:space="preserve">"The electric current in the circuit is given as i=i_(o)(t/T) . The r.m.s current for the period t=0 to t=T is ____ ...."  </w:t>
       </w:r>
       <w:r>
         <w:rPr>
@@ -1434,13 +1226,13 @@
           <w:b/>
           <w:sz w:val="18"/>
         </w:rPr>
-        <w:t xml:space="preserve">[2026 Evening Shift] Q#3 (Numerical): </w:t>
+        <w:t xml:space="preserve">[2025 Evening Shift] Q#1 (MCQ): </w:t>
       </w:r>
       <w:r>
         <w:rPr>
           <w:sz w:val="18"/>
         </w:rPr>
-        <w:t xml:space="preserve">"An inductor stores 16 J of magnetic field energy and dissipates 32 W of thermal energy due to its resistance when an a.c. current of 2 A (rm..."  </w:t>
+        <w:t xml:space="preserve">"An electric bulb rated as 100W-220V is connected to an ac source of rms voltage 220 V. The peak value of current through the bulb is :..."  </w:t>
       </w:r>
       <w:r>
         <w:rPr>
@@ -1448,7 +1240,7 @@
           <w:color w:val="2B6CB0"/>
           <w:sz w:val="18"/>
         </w:rPr>
-        <w:t>[Ans: 314]</w:t>
+        <w:t>[Ans: N/A]</w:t>
       </w:r>
     </w:p>
     <w:p>
@@ -1465,7 +1257,7 @@
           <w:color w:val="2B6CB0"/>
           <w:sz w:val="24"/>
         </w:rPr>
-        <w:t>3.3 Reactance: Inductive &amp; Capacitive (Very High Yield — 68 PYQs)</w:t>
+        <w:t>3.2 Reactance: Inductive &amp; Capacitive (Very High Yield — 57 PYQs)</w:t>
       </w:r>
     </w:p>
     <w:p>
@@ -1673,7 +1465,215 @@
           <w:color w:val="2B6CB0"/>
           <w:sz w:val="24"/>
         </w:rPr>
-        <w:t>3.4 Resonance, Q-Factor &amp; Bandwidth (Very High Yield — 63 PYQs)</w:t>
+        <w:t>3.3 Series LCR Circuit &amp; Impedance (Very High Yield — 50 PYQs)</w:t>
+      </w:r>
+    </w:p>
+    <w:p>
+      <w:r>
+        <w:rPr>
+          <w:b/>
+          <w:sz w:val="20"/>
+        </w:rPr>
+        <w:t xml:space="preserve">Core Principle: </w:t>
+      </w:r>
+      <w:r>
+        <w:rPr>
+          <w:sz w:val="20"/>
+        </w:rPr>
+        <w:t>Series LCR impedance Z = √(R^2 + (X_L - X_C)^2). Circuit current I = (V / Z). Phase angle tanϕ = (X_L - X_C / R). Net voltage phasor V_(total) = √(V_R^2 + (V_L - V_C)^2).</w:t>
+      </w:r>
+    </w:p>
+    <w:tbl>
+      <w:tblPr>
+        <w:tblW w:type="auto" w:w="0"/>
+        <w:jc w:val="center"/>
+        <w:tblLook w:firstColumn="1" w:firstRow="1" w:lastColumn="0" w:lastRow="0" w:noHBand="0" w:noVBand="1" w:val="04A0"/>
+      </w:tblPr>
+      <w:tblGrid>
+        <w:gridCol w:w="10080"/>
+      </w:tblGrid>
+      <w:tr>
+        <w:tc>
+          <w:tcPr>
+            <w:tcW w:type="dxa" w:w="10080"/>
+            <w:shd w:fill="FFF5F5"/>
+            <w:tcMar>
+              <w:top w:w="100" w:type="dxa"/>
+              <w:bottom w:w="100" w:type="dxa"/>
+              <w:left w:w="150" w:type="dxa"/>
+              <w:right w:w="150" w:type="dxa"/>
+            </w:tcMar>
+          </w:tcPr>
+          <w:p>
+            <w:r>
+              <w:rPr>
+                <w:b/>
+                <w:color w:val="C53030"/>
+                <w:sz w:val="19"/>
+              </w:rPr>
+              <w:t xml:space="preserve">⚠️ Common Trap / JEE Pitfall: </w:t>
+            </w:r>
+            <w:r>
+              <w:rPr>
+                <w:color w:val="2D3748"/>
+                <w:sz w:val="19"/>
+              </w:rPr>
+              <w:t>Voltages across series AC elements do NOT add algebraically: V_(total) ≠ V_R + V_L + V_C! Always use phasor vector addition: V_(total) = √(V_R^2 + (V_L - V_C)^2).</w:t>
+            </w:r>
+          </w:p>
+        </w:tc>
+      </w:tr>
+    </w:tbl>
+    <w:tbl>
+      <w:tblPr>
+        <w:tblW w:type="auto" w:w="0"/>
+        <w:jc w:val="center"/>
+        <w:tblLook w:firstColumn="1" w:firstRow="1" w:lastColumn="0" w:lastRow="0" w:noHBand="0" w:noVBand="1" w:val="04A0"/>
+      </w:tblPr>
+      <w:tblGrid>
+        <w:gridCol w:w="10080"/>
+      </w:tblGrid>
+      <w:tr>
+        <w:tc>
+          <w:tcPr>
+            <w:tcW w:type="dxa" w:w="10080"/>
+            <w:shd w:fill="F0FFF4"/>
+            <w:tcMar>
+              <w:top w:w="100" w:type="dxa"/>
+              <w:bottom w:w="100" w:type="dxa"/>
+              <w:left w:w="150" w:type="dxa"/>
+              <w:right w:w="150" w:type="dxa"/>
+            </w:tcMar>
+          </w:tcPr>
+          <w:p>
+            <w:r>
+              <w:rPr>
+                <w:b/>
+                <w:color w:val="276749"/>
+                <w:sz w:val="19"/>
+              </w:rPr>
+              <w:t xml:space="preserve">💡 Speed Hack / Trick: </w:t>
+            </w:r>
+            <w:r>
+              <w:rPr>
+                <w:color w:val="2D3748"/>
+                <w:sz w:val="19"/>
+              </w:rPr>
+              <w:t>If X_L &gt; X_C, circuit is inductive (voltage leads current by ϕ). If X_C &gt; X_L, circuit is capacitive (current leads voltage by ϕ).</w:t>
+            </w:r>
+          </w:p>
+        </w:tc>
+      </w:tr>
+    </w:tbl>
+    <w:p>
+      <w:pPr>
+        <w:spacing w:before="120" w:after="40"/>
+      </w:pPr>
+      <w:r>
+        <w:rPr>
+          <w:b/>
+          <w:color w:val="1A365D"/>
+          <w:sz w:val="19"/>
+        </w:rPr>
+        <w:t>Source PYQs testing this concept:</w:t>
+      </w:r>
+    </w:p>
+    <w:p>
+      <w:pPr>
+        <w:pStyle w:val="ListBullet"/>
+        <w:spacing w:after="40"/>
+      </w:pPr>
+      <w:r>
+        <w:rPr>
+          <w:b/>
+          <w:sz w:val="18"/>
+        </w:rPr>
+        <w:t xml:space="preserve">[2026 Morning Shift] Q#1 (MCQ): </w:t>
+      </w:r>
+      <w:r>
+        <w:rPr>
+          <w:sz w:val="18"/>
+        </w:rPr>
+        <w:t xml:space="preserve">"A LCR series circuit driven with E_(rms)=90V at frequency f_(d)=30Hz has resistance R=80Ω , an inductance with inductive reactanc..."  </w:t>
+      </w:r>
+      <w:r>
+        <w:rPr>
+          <w:b/>
+          <w:color w:val="2B6CB0"/>
+          <w:sz w:val="18"/>
+        </w:rPr>
+        <w:t>[Ans: A]</w:t>
+      </w:r>
+    </w:p>
+    <w:p>
+      <w:pPr>
+        <w:pStyle w:val="ListBullet"/>
+        <w:spacing w:after="40"/>
+      </w:pPr>
+      <w:r>
+        <w:rPr>
+          <w:b/>
+          <w:sz w:val="18"/>
+        </w:rPr>
+        <w:t xml:space="preserve">[2026 Morning Shift] Q#1 (MCQ): </w:t>
+      </w:r>
+      <w:r>
+        <w:rPr>
+          <w:sz w:val="18"/>
+        </w:rPr>
+        <w:t xml:space="preserve">"For the series LCR circuit connected with 220V,50Hz a.c source as shown in the figure, the power factor is (α / 10) . The value..."  </w:t>
+      </w:r>
+      <w:r>
+        <w:rPr>
+          <w:b/>
+          <w:color w:val="2B6CB0"/>
+          <w:sz w:val="18"/>
+        </w:rPr>
+        <w:t>[Ans: C]</w:t>
+      </w:r>
+    </w:p>
+    <w:p>
+      <w:pPr>
+        <w:pStyle w:val="ListBullet"/>
+        <w:spacing w:after="40"/>
+      </w:pPr>
+      <w:r>
+        <w:rPr>
+          <w:b/>
+          <w:sz w:val="18"/>
+        </w:rPr>
+        <w:t xml:space="preserve">[2026 Morning Shift] Q#2 (Numerical): </w:t>
+      </w:r>
+      <w:r>
+        <w:rPr>
+          <w:sz w:val="18"/>
+        </w:rPr>
+        <w:t xml:space="preserve">"An inductor of 10 mH , capacitor of 0.1μ F and a resistor of 100Ω are connected in series across an a.c power supply $220V,70Hz..."  </w:t>
+      </w:r>
+      <w:r>
+        <w:rPr>
+          <w:b/>
+          <w:color w:val="2B6CB0"/>
+          <w:sz w:val="18"/>
+        </w:rPr>
+        <w:t>[Ans: 100]</w:t>
+      </w:r>
+    </w:p>
+    <w:p>
+      <w:pPr>
+        <w:spacing w:after="120"/>
+      </w:pPr>
+    </w:p>
+    <w:p>
+      <w:pPr>
+        <w:pStyle w:val="Heading2"/>
+      </w:pPr>
+      <w:r>
+        <w:rPr>
+          <w:color w:val="2B6CB0"/>
+          <w:sz w:val="24"/>
+        </w:rPr>
+        <w:t>3.4 Resonance, Q-Factor &amp; Bandwidth (Very High Yield — 40 PYQs)</w:t>
       </w:r>
     </w:p>
     <w:p>
@@ -1850,13 +1850,13 @@
           <w:b/>
           <w:sz w:val="18"/>
         </w:rPr>
-        <w:t xml:space="preserve">[2026 Morning Shift] Q#4 (Numerical): </w:t>
+        <w:t xml:space="preserve">[2025 Evening Shift] Q#1 (MCQ): </w:t>
       </w:r>
       <w:r>
         <w:rPr>
           <w:sz w:val="18"/>
         </w:rPr>
-        <w:t xml:space="preserve">"Using a variable frequency a.c. voltage source the maximum current measured in the given LCR circuit is 50 mA for V=5sin(100t) The values ..."  </w:t>
+        <w:t xml:space="preserve">"A series LCR circuit is connected to an alternating source of emf E. The current amplitude at resonant frequency is I_(0) . If the value o..."  </w:t>
       </w:r>
       <w:r>
         <w:rPr>
@@ -1864,7 +1864,7 @@
           <w:color w:val="2B6CB0"/>
           <w:sz w:val="18"/>
         </w:rPr>
-        <w:t>[Ans: 50]</w:t>
+        <w:t>[Ans: A]</w:t>
       </w:r>
     </w:p>
     <w:p>
@@ -1881,7 +1881,215 @@
           <w:color w:val="2B6CB0"/>
           <w:sz w:val="24"/>
         </w:rPr>
-        <w:t>3.5 Power in AC Circuits &amp; Power Factor (Very High Yield — 40 PYQs)</w:t>
+        <w:t>3.5 LC Oscillations &amp; Transformers (Very High Yield — 15 PYQs)</w:t>
+      </w:r>
+    </w:p>
+    <w:p>
+      <w:r>
+        <w:rPr>
+          <w:b/>
+          <w:sz w:val="20"/>
+        </w:rPr>
+        <w:t xml:space="preserve">Core Principle: </w:t>
+      </w:r>
+      <w:r>
+        <w:rPr>
+          <w:sz w:val="20"/>
+        </w:rPr>
+        <w:t>Ideal transformer equations: (V_s / V_p) = (N_s / N_p) = (I_p / I_s). Efficiency η = \fracP_(out)P_(in) = (V_s I_s / V_p I_p). LC tank oscillations: charge q(t) = q_0 cos(ω_0 t) with total energy conserved U = (q^2 / 2C) + (1 / 2) L I^2.</w:t>
+      </w:r>
+    </w:p>
+    <w:tbl>
+      <w:tblPr>
+        <w:tblW w:type="auto" w:w="0"/>
+        <w:jc w:val="center"/>
+        <w:tblLook w:firstColumn="1" w:firstRow="1" w:lastColumn="0" w:lastRow="0" w:noHBand="0" w:noVBand="1" w:val="04A0"/>
+      </w:tblPr>
+      <w:tblGrid>
+        <w:gridCol w:w="10080"/>
+      </w:tblGrid>
+      <w:tr>
+        <w:tc>
+          <w:tcPr>
+            <w:tcW w:type="dxa" w:w="10080"/>
+            <w:shd w:fill="FFF5F5"/>
+            <w:tcMar>
+              <w:top w:w="100" w:type="dxa"/>
+              <w:bottom w:w="100" w:type="dxa"/>
+              <w:left w:w="150" w:type="dxa"/>
+              <w:right w:w="150" w:type="dxa"/>
+            </w:tcMar>
+          </w:tcPr>
+          <w:p>
+            <w:r>
+              <w:rPr>
+                <w:b/>
+                <w:color w:val="C53030"/>
+                <w:sz w:val="19"/>
+              </w:rPr>
+              <w:t xml:space="preserve">⚠️ Common Trap / JEE Pitfall: </w:t>
+            </w:r>
+            <w:r>
+              <w:rPr>
+                <w:color w:val="2D3748"/>
+                <w:sz w:val="19"/>
+              </w:rPr>
+              <w:t>Transformers operate exclusively on AC; in DC, primary flux is static ((dΦ / dt) = 0), producing zero secondary voltage and potentially burning the primary coil!</w:t>
+            </w:r>
+          </w:p>
+        </w:tc>
+      </w:tr>
+    </w:tbl>
+    <w:tbl>
+      <w:tblPr>
+        <w:tblW w:type="auto" w:w="0"/>
+        <w:jc w:val="center"/>
+        <w:tblLook w:firstColumn="1" w:firstRow="1" w:lastColumn="0" w:lastRow="0" w:noHBand="0" w:noVBand="1" w:val="04A0"/>
+      </w:tblPr>
+      <w:tblGrid>
+        <w:gridCol w:w="10080"/>
+      </w:tblGrid>
+      <w:tr>
+        <w:tc>
+          <w:tcPr>
+            <w:tcW w:type="dxa" w:w="10080"/>
+            <w:shd w:fill="F0FFF4"/>
+            <w:tcMar>
+              <w:top w:w="100" w:type="dxa"/>
+              <w:bottom w:w="100" w:type="dxa"/>
+              <w:left w:w="150" w:type="dxa"/>
+              <w:right w:w="150" w:type="dxa"/>
+            </w:tcMar>
+          </w:tcPr>
+          <w:p>
+            <w:r>
+              <w:rPr>
+                <w:b/>
+                <w:color w:val="276749"/>
+                <w:sz w:val="19"/>
+              </w:rPr>
+              <w:t xml:space="preserve">💡 Speed Hack / Trick: </w:t>
+            </w:r>
+            <w:r>
+              <w:rPr>
+                <w:color w:val="2D3748"/>
+                <w:sz w:val="19"/>
+              </w:rPr>
+              <w:t>In step-up transformers (N_s &gt; N_p), voltage increases but current decreases, keeping total power V I conserved under ideal conditions.</w:t>
+            </w:r>
+          </w:p>
+        </w:tc>
+      </w:tr>
+    </w:tbl>
+    <w:p>
+      <w:pPr>
+        <w:spacing w:before="120" w:after="40"/>
+      </w:pPr>
+      <w:r>
+        <w:rPr>
+          <w:b/>
+          <w:color w:val="1A365D"/>
+          <w:sz w:val="19"/>
+        </w:rPr>
+        <w:t>Source PYQs testing this concept:</w:t>
+      </w:r>
+    </w:p>
+    <w:p>
+      <w:pPr>
+        <w:pStyle w:val="ListBullet"/>
+        <w:spacing w:after="40"/>
+      </w:pPr>
+      <w:r>
+        <w:rPr>
+          <w:b/>
+          <w:sz w:val="18"/>
+        </w:rPr>
+        <w:t xml:space="preserve">[2024 Morning Shift] Q#2 (MCQ): </w:t>
+      </w:r>
+      <w:r>
+        <w:rPr>
+          <w:sz w:val="18"/>
+        </w:rPr>
+        <w:t xml:space="preserve">"Primary coil of a transformer is connected to 220V ac. Primary and secondary turns of the transforms are 100 and 10 respectively. Secondar..."  </w:t>
+      </w:r>
+      <w:r>
+        <w:rPr>
+          <w:b/>
+          <w:color w:val="2B6CB0"/>
+          <w:sz w:val="18"/>
+        </w:rPr>
+        <w:t>[Ans: N/A]</w:t>
+      </w:r>
+    </w:p>
+    <w:p>
+      <w:pPr>
+        <w:pStyle w:val="ListBullet"/>
+        <w:spacing w:after="40"/>
+      </w:pPr>
+      <w:r>
+        <w:rPr>
+          <w:b/>
+          <w:sz w:val="18"/>
+        </w:rPr>
+        <w:t xml:space="preserve">[2024 Evening Shift] Q#2 (MCQ): </w:t>
+      </w:r>
+      <w:r>
+        <w:rPr>
+          <w:sz w:val="18"/>
+        </w:rPr>
+        <w:t xml:space="preserve">"Primary side of a transformer is connected to 230V,50Hz supply. Turns ratio of primary to secondary winding is 10:1 . Load resistance co..."  </w:t>
+      </w:r>
+      <w:r>
+        <w:rPr>
+          <w:b/>
+          <w:color w:val="2B6CB0"/>
+          <w:sz w:val="18"/>
+        </w:rPr>
+        <w:t>[Ans: N/A]</w:t>
+      </w:r>
+    </w:p>
+    <w:p>
+      <w:pPr>
+        <w:pStyle w:val="ListBullet"/>
+        <w:spacing w:after="40"/>
+      </w:pPr>
+      <w:r>
+        <w:rPr>
+          <w:b/>
+          <w:sz w:val="18"/>
+        </w:rPr>
+        <w:t xml:space="preserve">[2024 Evening Shift] Q#4 (Numerical): </w:t>
+      </w:r>
+      <w:r>
+        <w:rPr>
+          <w:sz w:val="18"/>
+        </w:rPr>
+        <w:t xml:space="preserve">"A power transmission line feeds input power at 2.3kV to a step down transformer with its primary winding having 3000 turns. The output pow..."  </w:t>
+      </w:r>
+      <w:r>
+        <w:rPr>
+          <w:b/>
+          <w:color w:val="2B6CB0"/>
+          <w:sz w:val="18"/>
+        </w:rPr>
+        <w:t>[Ans: 45]</w:t>
+      </w:r>
+    </w:p>
+    <w:p>
+      <w:pPr>
+        <w:spacing w:after="120"/>
+      </w:pPr>
+    </w:p>
+    <w:p>
+      <w:pPr>
+        <w:pStyle w:val="Heading2"/>
+      </w:pPr>
+      <w:r>
+        <w:rPr>
+          <w:color w:val="2B6CB0"/>
+          <w:sz w:val="24"/>
+        </w:rPr>
+        <w:t>3.6 Power in AC Circuits &amp; Power Factor (High Yield — 10 PYQs)</w:t>
       </w:r>
     </w:p>
     <w:p>
@@ -2004,13 +2212,13 @@
           <w:b/>
           <w:sz w:val="18"/>
         </w:rPr>
-        <w:t xml:space="preserve">[2026 Morning Shift] Q#1 (MCQ): </w:t>
+        <w:t xml:space="preserve">[2025 Evening Shift] Q#1 (Numerical): </w:t>
       </w:r>
       <w:r>
         <w:rPr>
           <w:sz w:val="18"/>
         </w:rPr>
-        <w:t xml:space="preserve">"A LCR series circuit driven with E_(rms)=90V at frequency f_(d)=30Hz has resistance R=80Ω , an inductance with inductive reactanc..."  </w:t>
+        <w:t xml:space="preserve">"An inductor of reactance 100Ω , a capacitor of reactance 50Ω , and a resistor of resistance 50Ω are connected in series..."  </w:t>
       </w:r>
       <w:r>
         <w:rPr>
@@ -2018,7 +2226,7 @@
           <w:color w:val="2B6CB0"/>
           <w:sz w:val="18"/>
         </w:rPr>
-        <w:t>[Ans: A]</w:t>
+        <w:t>[Ans: 1]</w:t>
       </w:r>
     </w:p>
     <w:p>
@@ -2031,13 +2239,13 @@
           <w:b/>
           <w:sz w:val="18"/>
         </w:rPr>
-        <w:t xml:space="preserve">[2026 Morning Shift] Q#1 (MCQ): </w:t>
+        <w:t xml:space="preserve">[2024 Evening Shift] Q#1 (Numerical): </w:t>
       </w:r>
       <w:r>
         <w:rPr>
           <w:sz w:val="18"/>
         </w:rPr>
-        <w:t xml:space="preserve">"For the series LCR circuit connected with 220V,50Hz a.c source as shown in the figure, the power factor is (α / 10) . The value..."  </w:t>
+        <w:t xml:space="preserve">"A series LCR circuit with L=(100 / π)mH,C=\frac10^-3πF and R=10Ω , is connected across an ac source of 220V,50Hz su..."  </w:t>
       </w:r>
       <w:r>
         <w:rPr>
@@ -2045,7 +2253,7 @@
           <w:color w:val="2B6CB0"/>
           <w:sz w:val="18"/>
         </w:rPr>
-        <w:t>[Ans: C]</w:t>
+        <w:t>[Ans: 1]</w:t>
       </w:r>
     </w:p>
     <w:p>
@@ -2058,221 +2266,13 @@
           <w:b/>
           <w:sz w:val="18"/>
         </w:rPr>
-        <w:t xml:space="preserve">[2026 Morning Shift] Q#2 (Numerical): </w:t>
+        <w:t xml:space="preserve">[2024 Evening Shift] Q#4 (MCQ): </w:t>
       </w:r>
       <w:r>
         <w:rPr>
           <w:sz w:val="18"/>
         </w:rPr>
-        <w:t xml:space="preserve">"An inductor of 10 mH , capacitor of 0.1μ F and a resistor of 100Ω are connected in series across an a.c power supply $220V,70Hz..."  </w:t>
-      </w:r>
-      <w:r>
-        <w:rPr>
-          <w:b/>
-          <w:color w:val="2B6CB0"/>
-          <w:sz w:val="18"/>
-        </w:rPr>
-        <w:t>[Ans: 100]</w:t>
-      </w:r>
-    </w:p>
-    <w:p>
-      <w:pPr>
-        <w:spacing w:after="120"/>
-      </w:pPr>
-    </w:p>
-    <w:p>
-      <w:pPr>
-        <w:pStyle w:val="Heading2"/>
-      </w:pPr>
-      <w:r>
-        <w:rPr>
-          <w:color w:val="2B6CB0"/>
-          <w:sz w:val="24"/>
-        </w:rPr>
-        <w:t>3.6 LC Oscillations &amp; Transformers (Very High Yield — 24 PYQs)</w:t>
-      </w:r>
-    </w:p>
-    <w:p>
-      <w:r>
-        <w:rPr>
-          <w:b/>
-          <w:sz w:val="20"/>
-        </w:rPr>
-        <w:t xml:space="preserve">Core Principle: </w:t>
-      </w:r>
-      <w:r>
-        <w:rPr>
-          <w:sz w:val="20"/>
-        </w:rPr>
-        <w:t>Ideal transformer equations: (V_s / V_p) = (N_s / N_p) = (I_p / I_s). Efficiency η = \fracP_(out)P_(in) = (V_s I_s / V_p I_p). LC tank oscillations: charge q(t) = q_0 cos(ω_0 t) with total energy conserved U = (q^2 / 2C) + (1 / 2) L I^2.</w:t>
-      </w:r>
-    </w:p>
-    <w:tbl>
-      <w:tblPr>
-        <w:tblW w:type="auto" w:w="0"/>
-        <w:jc w:val="center"/>
-        <w:tblLook w:firstColumn="1" w:firstRow="1" w:lastColumn="0" w:lastRow="0" w:noHBand="0" w:noVBand="1" w:val="04A0"/>
-      </w:tblPr>
-      <w:tblGrid>
-        <w:gridCol w:w="10080"/>
-      </w:tblGrid>
-      <w:tr>
-        <w:tc>
-          <w:tcPr>
-            <w:tcW w:type="dxa" w:w="10080"/>
-            <w:shd w:fill="FFF5F5"/>
-            <w:tcMar>
-              <w:top w:w="100" w:type="dxa"/>
-              <w:bottom w:w="100" w:type="dxa"/>
-              <w:left w:w="150" w:type="dxa"/>
-              <w:right w:w="150" w:type="dxa"/>
-            </w:tcMar>
-          </w:tcPr>
-          <w:p>
-            <w:r>
-              <w:rPr>
-                <w:b/>
-                <w:color w:val="C53030"/>
-                <w:sz w:val="19"/>
-              </w:rPr>
-              <w:t xml:space="preserve">⚠️ Common Trap / JEE Pitfall: </w:t>
-            </w:r>
-            <w:r>
-              <w:rPr>
-                <w:color w:val="2D3748"/>
-                <w:sz w:val="19"/>
-              </w:rPr>
-              <w:t>Transformers operate exclusively on AC; in DC, primary flux is static ((dΦ / dt) = 0), producing zero secondary voltage and potentially burning the primary coil!</w:t>
-            </w:r>
-          </w:p>
-        </w:tc>
-      </w:tr>
-    </w:tbl>
-    <w:tbl>
-      <w:tblPr>
-        <w:tblW w:type="auto" w:w="0"/>
-        <w:jc w:val="center"/>
-        <w:tblLook w:firstColumn="1" w:firstRow="1" w:lastColumn="0" w:lastRow="0" w:noHBand="0" w:noVBand="1" w:val="04A0"/>
-      </w:tblPr>
-      <w:tblGrid>
-        <w:gridCol w:w="10080"/>
-      </w:tblGrid>
-      <w:tr>
-        <w:tc>
-          <w:tcPr>
-            <w:tcW w:type="dxa" w:w="10080"/>
-            <w:shd w:fill="F0FFF4"/>
-            <w:tcMar>
-              <w:top w:w="100" w:type="dxa"/>
-              <w:bottom w:w="100" w:type="dxa"/>
-              <w:left w:w="150" w:type="dxa"/>
-              <w:right w:w="150" w:type="dxa"/>
-            </w:tcMar>
-          </w:tcPr>
-          <w:p>
-            <w:r>
-              <w:rPr>
-                <w:b/>
-                <w:color w:val="276749"/>
-                <w:sz w:val="19"/>
-              </w:rPr>
-              <w:t xml:space="preserve">💡 Speed Hack / Trick: </w:t>
-            </w:r>
-            <w:r>
-              <w:rPr>
-                <w:color w:val="2D3748"/>
-                <w:sz w:val="19"/>
-              </w:rPr>
-              <w:t>In step-up transformers (N_s &gt; N_p), voltage increases but current decreases, keeping total power V I conserved under ideal conditions.</w:t>
-            </w:r>
-          </w:p>
-        </w:tc>
-      </w:tr>
-    </w:tbl>
-    <w:p>
-      <w:pPr>
-        <w:spacing w:before="120" w:after="40"/>
-      </w:pPr>
-      <w:r>
-        <w:rPr>
-          <w:b/>
-          <w:color w:val="1A365D"/>
-          <w:sz w:val="19"/>
-        </w:rPr>
-        <w:t>Source PYQs testing this concept:</w:t>
-      </w:r>
-    </w:p>
-    <w:p>
-      <w:pPr>
-        <w:pStyle w:val="ListBullet"/>
-        <w:spacing w:after="40"/>
-      </w:pPr>
-      <w:r>
-        <w:rPr>
-          <w:b/>
-          <w:sz w:val="18"/>
-        </w:rPr>
-        <w:t xml:space="preserve">[2026 Evening Shift] Q#2 (MCQ): </w:t>
-      </w:r>
-      <w:r>
-        <w:rPr>
-          <w:sz w:val="18"/>
-        </w:rPr>
-        <w:t xml:space="preserve">"A capacitor C is first charged fully with potential difference of V_(0) and disconnected from the battery. The charged capacitor is connec..."  </w:t>
-      </w:r>
-      <w:r>
-        <w:rPr>
-          <w:b/>
-          <w:color w:val="2B6CB0"/>
-          <w:sz w:val="18"/>
-        </w:rPr>
-        <w:t>[Ans: N/A]</w:t>
-      </w:r>
-    </w:p>
-    <w:p>
-      <w:pPr>
-        <w:pStyle w:val="ListBullet"/>
-        <w:spacing w:after="40"/>
-      </w:pPr>
-      <w:r>
-        <w:rPr>
-          <w:b/>
-          <w:sz w:val="18"/>
-        </w:rPr>
-        <w:t xml:space="preserve">[2024 Morning Shift] Q#1 (MCQ): </w:t>
-      </w:r>
-      <w:r>
-        <w:rPr>
-          <w:sz w:val="18"/>
-        </w:rPr>
-        <w:t xml:space="preserve">"In an ac circuit, the instantaneous current is zero, when the instantaneous voltage is maximum. In this case, the source may be connected to..."  </w:t>
-      </w:r>
-      <w:r>
-        <w:rPr>
-          <w:b/>
-          <w:color w:val="2B6CB0"/>
-          <w:sz w:val="18"/>
-        </w:rPr>
-        <w:t>[Ans: C]</w:t>
-      </w:r>
-    </w:p>
-    <w:p>
-      <w:pPr>
-        <w:pStyle w:val="ListBullet"/>
-        <w:spacing w:after="40"/>
-      </w:pPr>
-      <w:r>
-        <w:rPr>
-          <w:b/>
-          <w:sz w:val="18"/>
-        </w:rPr>
-        <w:t xml:space="preserve">[2024 Morning Shift] Q#2 (MCQ): </w:t>
-      </w:r>
-      <w:r>
-        <w:rPr>
-          <w:sz w:val="18"/>
-        </w:rPr>
-        <w:t xml:space="preserve">"Primary coil of a transformer is connected to 220V ac. Primary and secondary turns of the transforms are 100 and 10 respectively. Secondar..."  </w:t>
+        <w:t xml:space="preserve">"An AC voltage V=20sin200π t is applied to a series LCR circuit which drives a current I=10sin(200π t+(π / 3)) . The average po..."  </w:t>
       </w:r>
       <w:r>
         <w:rPr>
@@ -2433,7 +2433,7 @@
           <w:color w:val="1A365D"/>
           <w:sz w:val="22"/>
         </w:rPr>
-        <w:t>Benchmark Problem 2: JEE Main 2026 (Online) 24th January Morning Shift (Q#1)</w:t>
+        <w:t>Benchmark Problem 2: JEE Main 2026 (Online) 2nd April Evening Shift (Q#3)</w:t>
       </w:r>
     </w:p>
     <w:p>
@@ -2444,7 +2444,7 @@
         <w:rPr>
           <w:sz w:val="20"/>
         </w:rPr>
-        <w:t>For the series LCR circuit connected with 220V,50Hz a.c source as shown in the figure, the power factor is (α / 10) . The value of α is ____ .</w:t>
+        <w:t>The figure given below shows an LCR series circuit with two switches S 1 and S 2 . When switch S 1 is closed keeping S 2 open, the phase difference (φ) between the current and source voltage is 30° and phase difference is 60° when S 2 is closed keeping S 1 open. The value of (3L 1 − L 2 ) is ______ H.</w:t>
       </w:r>
     </w:p>
     <w:p>
@@ -2456,19 +2456,7 @@
         <w:rPr>
           <w:sz w:val="19"/>
         </w:rPr>
-        <w:t>(A) 4</w:t>
-      </w:r>
-    </w:p>
-    <w:p>
-      <w:pPr>
-        <w:pStyle w:val="ListBullet"/>
-        <w:spacing w:after="20"/>
-      </w:pPr>
-      <w:r>
-        <w:rPr>
-          <w:sz w:val="19"/>
-        </w:rPr>
-        <w:t>(B) 8</w:t>
+        <w:t>(A) (9 / 2)</w:t>
       </w:r>
     </w:p>
     <w:p>
@@ -2482,7 +2470,7 @@
           <w:color w:val="276749"/>
           <w:sz w:val="19"/>
         </w:rPr>
-        <w:t>(C) 6</w:t>
+        <w:t>(B) (2 / 9)</w:t>
       </w:r>
     </w:p>
     <w:p>
@@ -2494,7 +2482,19 @@
         <w:rPr>
           <w:sz w:val="19"/>
         </w:rPr>
-        <w:t>(D) 10</w:t>
+        <w:t>(C) (1 / 3)</w:t>
+      </w:r>
+    </w:p>
+    <w:p>
+      <w:pPr>
+        <w:pStyle w:val="ListBullet"/>
+        <w:spacing w:after="20"/>
+      </w:pPr>
+      <w:r>
+        <w:rPr>
+          <w:sz w:val="19"/>
+        </w:rPr>
+        <w:t>(D) 3</w:t>
       </w:r>
     </w:p>
     <w:tbl>
@@ -2525,7 +2525,7 @@
                 <w:color w:val="1A365D"/>
                 <w:sz w:val="19"/>
               </w:rPr>
-              <w:t>Correct Answer: C</w:t>
+              <w:t>Correct Answer: B</w:t>
               <w:br/>
             </w:r>
             <w:r>
@@ -2535,7 +2535,7 @@
               </w:rPr>
               <w:t>Solution Analysis:</w:t>
               <w:br/>
-              <w:t>The power factor ( cosϕ ) of an AC circuit is defined as the ratio of the true resistance (R) to the total impedance (Z) of the circuit. Power Factor =cosϕ=(R / z) In a series LCR circuit, the inductive reactance (X_(L)) and capacitive reactance (X_(C)) oppose each other. The net reactance is the difference between them. X=|X_(L)-X_(C)| Substituting the given values : X=|70-150|Ω=80Ω The total impedance of the circuit is, Z=√(R^2)+X^2 Z=√((60)^2)+(80)^2=√(10000)=10Ω So, the power factor is cosϕ=(R / Z)=(60 / 100)=(6 / 10) ⇒ (a / 10)=(6 / 10) ⇒ a=6 Therefore, the value of a is 6 . Hence, the correct option is (C).</w:t>
+              <w:t>In an LCR circuit the phase difference ϕ is given by the formula : tanϕ=\frac|X_(L)-X_(C)|R Case 1 : S_(1) closed, S_(2) open In this case the inductor L_(2) is short-circuited. The active components are R,C , and L_(1) . tan30°=\fracX_(L1)-X_(C)R ⇒ \frac1√(3)=\fracω L_(1)-(1 / ω C)R ⇒ R=√(3)(ω L_(1)-(1 / ω C))......(ii) Case 2 : S_(2) closed, S_(1) open Here, the inductor L_(1) is short-circuited. The active components are R,C , and L_(2) . tan60°=\fracX_(L2)-X_(C)R ⇒ √(3)=\fracω L_(2)-(1 / ω C)R ⇒ R=\frac1√(3)(ω L_(2)-(1 / ω C)).......(ii) Equating both expressions for R : √(3)(ω L_(1)-(1 / ω C))=\frac1√(3)(ω L_(2)-(1 / ω C)) ⇒ 3ω L_(1)-(3 / ω C)=ω L_(2)-(1 / ω C) ⇒ 3ω L_(1)-ω L_(2)=(2 / ω C) ⇒ ω(3L_(1)-L_(2))=(2 / ω C) ⇒ 3L_(1)-L_(2)=\frac2ω^2C Substituting ω=300 and C=100 × 10^-6F : 3L_(1)-L_(2)=\frac2(300)^2 × 100 × 10^-6 ⇒ 3L_(1)-L_(2)=\frac290000 × 10^-4=(2 / 9) Therefore, the value of 3L_(1)-L_(2) is (2 / 9) . Hence, the correct option is (B).</w:t>
             </w:r>
           </w:p>
         </w:tc>
@@ -2556,7 +2556,80 @@
           <w:color w:val="1A365D"/>
           <w:sz w:val="22"/>
         </w:rPr>
-        <w:t>Benchmark Problem 3: JEE Main 2025 (Online) 22nd January Evening Shift (Q#1)</w:t>
+        <w:t>Benchmark Problem 3: JEE Main 2026 (Online) 28th January Evening Shift (Q#3)</w:t>
+      </w:r>
+    </w:p>
+    <w:p>
+      <w:pPr>
+        <w:spacing w:after="80"/>
+      </w:pPr>
+      <w:r>
+        <w:rPr>
+          <w:sz w:val="20"/>
+        </w:rPr>
+        <w:t>An inductor stores 16 J of magnetic field energy and dissipates 32 W of thermal energy due to its resistance when an a.c. current of 2 A (rms) and frequency 50 Hz flows through it. The ratio of inductive reactance to its resistance is ______. ( π=3.14 )</w:t>
+      </w:r>
+    </w:p>
+    <w:tbl>
+      <w:tblPr>
+        <w:tblW w:type="auto" w:w="0"/>
+        <w:jc w:val="center"/>
+        <w:tblLook w:firstColumn="1" w:firstRow="1" w:lastColumn="0" w:lastRow="0" w:noHBand="0" w:noVBand="1" w:val="04A0"/>
+      </w:tblPr>
+      <w:tblGrid>
+        <w:gridCol w:w="10080"/>
+      </w:tblGrid>
+      <w:tr>
+        <w:tc>
+          <w:tcPr>
+            <w:tcW w:type="dxa" w:w="10080"/>
+            <w:shd w:fill="F7FAFC"/>
+            <w:tcMar>
+              <w:top w:w="100" w:type="dxa"/>
+              <w:bottom w:w="100" w:type="dxa"/>
+              <w:left w:w="150" w:type="dxa"/>
+              <w:right w:w="150" w:type="dxa"/>
+            </w:tcMar>
+          </w:tcPr>
+          <w:p>
+            <w:r>
+              <w:rPr>
+                <w:b/>
+                <w:color w:val="1A365D"/>
+                <w:sz w:val="19"/>
+              </w:rPr>
+              <w:t>Correct Answer: 314</w:t>
+              <w:br/>
+            </w:r>
+            <w:r>
+              <w:rPr>
+                <w:color w:val="2D3748"/>
+                <w:sz w:val="18"/>
+              </w:rPr>
+              <w:t>Solution Analysis:</w:t>
+              <w:br/>
+              <w:t>Energy stored ( U ) in inductor is U=16J Power dissipated in resistance is P=32W RMS current in the circuit is I_(rms)=2A Frequency (f) of the ac source is f=50Hz Power is dissipated only through the resistive component of the inductor. P=I_(rms)^2 · R ⇒ 32=(2)^2 · R ⇒ 32=4R ⇒ R=8Ω Magnetic energy is stored in the inductor. U=(1 / 2)L · i^2 Where L is the self inductance of the inductor and i is the current through it. As the current source is AC, so energy stored is equivalent to current corresponding to the DC source, i=i_(rms) Substituting the values in energy formula : U=(1 / 2)L(I_(rms)^2) ⇒ 16=(L / 2) · (2)^2 ⇒ 16=2L ⇒ L=8H The inductive reactance (X_(L)) given as X_(L)=ω L=2π fL X_(L)=2 × 3.14 × 50 × 8 ⇒ X_(L)=2512Ω So the ratio of (\fracX_(L)R) is, \fracX_(L)R=(2512 / 8)=314 Therefore, the ratio of the inductive reactance to the resistance of the inductor is 314. Hence, the correct answer is 𝟑𝟏𝟒 .</w:t>
+            </w:r>
+          </w:p>
+        </w:tc>
+      </w:tr>
+    </w:tbl>
+    <w:p>
+      <w:pPr>
+        <w:spacing w:after="120"/>
+      </w:pPr>
+    </w:p>
+    <w:p>
+      <w:pPr>
+        <w:spacing w:before="160" w:after="40"/>
+      </w:pPr>
+      <w:r>
+        <w:rPr>
+          <w:b/>
+          <w:color w:val="1A365D"/>
+          <w:sz w:val="22"/>
+        </w:rPr>
+        <w:t>Benchmark Problem 4: JEE Main 2025 (Online) 22nd January Evening Shift (Q#1)</w:t>
       </w:r>
     </w:p>
     <w:p>
@@ -2659,6 +2732,79 @@
               <w:t>Solution Analysis:</w:t>
               <w:br/>
               <w:t>At resonance in a series LCR circuit, the reactive components (inductive and capacitive) cancel each other out, leaving only the resistance. Therefore, the amplitude of the current is given by: I_(0)=(E / R) Now, if the resistance is doubled, the new resistance becomes 2R . The current amplitude at resonance then becomes: I=(E / 2R)=(1 / 2)((E / R))=\fracI_(0)2 Thus, the amplitude of current at resonance when the resistance is doubled is \fracI_(0)2 . The correct option is A.</w:t>
+            </w:r>
+          </w:p>
+        </w:tc>
+      </w:tr>
+    </w:tbl>
+    <w:p>
+      <w:pPr>
+        <w:spacing w:after="120"/>
+      </w:pPr>
+    </w:p>
+    <w:p>
+      <w:pPr>
+        <w:spacing w:before="160" w:after="40"/>
+      </w:pPr>
+      <w:r>
+        <w:rPr>
+          <w:b/>
+          <w:color w:val="1A365D"/>
+          <w:sz w:val="22"/>
+        </w:rPr>
+        <w:t>Benchmark Problem 5: JEE Main 2025 (Online) 7th April Evening Shift (Q#1)</w:t>
+      </w:r>
+    </w:p>
+    <w:p>
+      <w:pPr>
+        <w:spacing w:after="80"/>
+      </w:pPr>
+      <w:r>
+        <w:rPr>
+          <w:sz w:val="20"/>
+        </w:rPr>
+        <w:t>An inductor of reactance 100Ω , a capacitor of reactance 50Ω , and a resistor of resistance 50Ω are connected in series with an AC source of 10V,50Hz . Average power dissipated by the circuit is ___________ W.</w:t>
+      </w:r>
+    </w:p>
+    <w:tbl>
+      <w:tblPr>
+        <w:tblW w:type="auto" w:w="0"/>
+        <w:jc w:val="center"/>
+        <w:tblLook w:firstColumn="1" w:firstRow="1" w:lastColumn="0" w:lastRow="0" w:noHBand="0" w:noVBand="1" w:val="04A0"/>
+      </w:tblPr>
+      <w:tblGrid>
+        <w:gridCol w:w="10080"/>
+      </w:tblGrid>
+      <w:tr>
+        <w:tc>
+          <w:tcPr>
+            <w:tcW w:type="dxa" w:w="10080"/>
+            <w:shd w:fill="F7FAFC"/>
+            <w:tcMar>
+              <w:top w:w="100" w:type="dxa"/>
+              <w:bottom w:w="100" w:type="dxa"/>
+              <w:left w:w="150" w:type="dxa"/>
+              <w:right w:w="150" w:type="dxa"/>
+            </w:tcMar>
+          </w:tcPr>
+          <w:p>
+            <w:r>
+              <w:rPr>
+                <w:b/>
+                <w:color w:val="1A365D"/>
+                <w:sz w:val="19"/>
+              </w:rPr>
+              <w:t>Correct Answer: 1</w:t>
+              <w:br/>
+            </w:r>
+            <w:r>
+              <w:rPr>
+                <w:color w:val="2D3748"/>
+                <w:sz w:val="18"/>
+              </w:rPr>
+              <w:t>Solution Analysis:</w:t>
+              <w:br/>
+              <w:t>To calculate the average power dissipated in the circuit, we follow these steps: Formula for Power : P=V_(rms) × I_(rms) × cosϕ Expressing Power in Terms of Voltage and Impedance : P=V_(rms) × \fracV_(rms)Z × (R / Z) Simplifying the Expression : P=\fracV_(rms)^2 × RZ^2 Calculate Impedance (Z) : The impedance of the circuit (Z) is calculated as: Z=√(R^2)+(X_(L)-X_(C))^2 Given: - X_(L)=100Ω - X_(C)=50Ω - R=50Ω X_(L)-X_(C)=100Ω-50Ω=50Ω Thus: Z=√(50^2)+50^2=50√(2)Ω Substitute Values to Find Power (P) : Given V_(rms)=10V , we calculate P as follows: P=\frac10^2 × 50(50√(2))^2 Simplifying further: P=(100 × 50 / 2500 × 2)=1W Therefore, the average power dissipated by the circuit is 1W .</w:t>
             </w:r>
           </w:p>
         </w:tc>
